--- a/grade8/Fluency-Lab-Package/module-materials/Module-4-Fractions/FluencyLab_M4_Foundations.docx
+++ b/grade8/Fluency-Lab-Package/module-materials/Module-4-Fractions/FluencyLab_M4_Foundations.docx
@@ -49,6 +49,9 @@
         <w:gridCol w:w="5960"/>
       </w:tblGrid>
       <w:tr>
+        <w:trPr>
+          <w:cantSplit/>
+        </w:trPr>
         <w:tc>
           <w:tcPr>
             <w:tcW w:type="dxa" w:w="3400"/>
@@ -155,6 +158,9 @@
         <w:gridCol w:w="9360"/>
       </w:tblGrid>
       <w:tr>
+        <w:trPr>
+          <w:cantSplit/>
+        </w:trPr>
         <w:tc>
           <w:tcPr>
             <w:tcW w:type="dxa" w:w="9360"/>
@@ -181,14 +187,14 @@
                 <w:sz w:val="21"/>
                 <w:szCs w:val="21"/>
               </w:rPr>
-              <w:t xml:space="preserve">Equivalent fractions</w:t>
+              <w:t xml:space="preserve">Equivalent</w:t>
             </w:r>
             <w:r>
               <w:rPr>
                 <w:sz w:val="21"/>
                 <w:szCs w:val="21"/>
               </w:rPr>
-              <w:t xml:space="preserve">  — multiply (or divide) top AND bottom by the same number.</w:t>
+              <w:t xml:space="preserve">  — top and bottom times the same number.</w:t>
             </w:r>
           </w:p>
           <w:p>
@@ -210,7 +216,7 @@
                 <w:sz w:val="21"/>
                 <w:szCs w:val="21"/>
               </w:rPr>
-              <w:t xml:space="preserve">  — divide top and bottom by their greatest common factor until nothing else divides.</w:t>
+              <w:t xml:space="preserve">  — divide top and bottom until you can’t.</w:t>
             </w:r>
           </w:p>
           <w:p>
@@ -229,7 +235,7 @@
                 <w:sz w:val="21"/>
                 <w:szCs w:val="21"/>
               </w:rPr>
-              <w:t xml:space="preserve">  — rewrite both over a common denominator, then compare the tops.</w:t>
+              <w:t xml:space="preserve">  — common denominator, then compare the tops.</w:t>
             </w:r>
           </w:p>
         </w:tc>
@@ -248,7 +254,7 @@
           <w:sz w:val="26"/>
           <w:szCs w:val="26"/>
         </w:rPr>
-        <w:t xml:space="preserve">Build equivalents — fill the missing number</w:t>
+        <w:t xml:space="preserve">Fill the missing number</w:t>
       </w:r>
     </w:p>
     <w:tbl>
@@ -268,6 +274,9 @@
         <w:gridCol w:w="4680"/>
       </w:tblGrid>
       <w:tr>
+        <w:trPr>
+          <w:cantSplit/>
+        </w:trPr>
         <w:tc>
           <w:tcPr>
             <w:tcW w:type="dxa" w:w="4680"/>
@@ -301,7 +310,7 @@
           </w:p>
           <w:tbl>
             <w:tblPr>
-              <w:tblW w:type="dxa" w:w="2960"/>
+              <w:tblW w:type="dxa" w:w="1960"/>
               <w:jc w:val="left"/>
               <w:tblBorders>
                 <w:top w:val="single" w:color="auto" w:sz="4"/>
@@ -315,9 +324,7 @@
             <w:tblGrid>
               <w:gridCol w:w="700"/>
               <w:gridCol w:w="520"/>
-              <w:gridCol w:w="700"/>
-              <w:gridCol w:w="520"/>
-              <w:gridCol w:w="520"/>
+              <w:gridCol w:w="740"/>
             </w:tblGrid>
             <w:tr>
               <w:tc>
@@ -464,6 +471,168 @@
               </w:tc>
               <w:tc>
                 <w:tcPr>
+                  <w:tcW w:type="dxa" w:w="740"/>
+                  <w:tcBorders>
+                    <w:top w:val="none" w:color="FFFFFF" w:sz="0"/>
+                    <w:left w:val="none" w:color="FFFFFF" w:sz="0"/>
+                    <w:bottom w:val="none" w:color="FFFFFF" w:sz="0"/>
+                    <w:right w:val="none" w:color="FFFFFF" w:sz="0"/>
+                  </w:tcBorders>
+                  <w:tcMar>
+                    <w:top w:type="dxa" w:w="30"/>
+                    <w:left w:type="dxa" w:w="20"/>
+                    <w:bottom w:type="dxa" w:w="30"/>
+                    <w:right w:type="dxa" w:w="20"/>
+                  </w:tcMar>
+                  <w:vAlign w:val="center"/>
+                </w:tcPr>
+                <w:tbl>
+                  <w:tblPr>
+                    <w:tblW w:type="dxa" w:w="640"/>
+                    <w:jc w:val="center"/>
+                    <w:tblBorders>
+                      <w:top w:val="single" w:color="auto" w:sz="4"/>
+                      <w:left w:val="single" w:color="auto" w:sz="4"/>
+                      <w:bottom w:val="single" w:color="auto" w:sz="4"/>
+                      <w:right w:val="single" w:color="auto" w:sz="4"/>
+                      <w:insideH w:val="none" w:color="FFFFFF" w:sz="0"/>
+                      <w:insideV w:val="single" w:color="auto" w:sz="4"/>
+                    </w:tblBorders>
+                  </w:tblPr>
+                  <w:tblGrid>
+                    <w:gridCol w:w="640"/>
+                  </w:tblGrid>
+                  <w:tr>
+                    <w:tc>
+                      <w:tcPr>
+                        <w:tcW w:type="dxa" w:w="520"/>
+                        <w:tcBorders>
+                          <w:top w:val="dashed" w:color="9AA3B5" w:sz="6"/>
+                          <w:left w:val="dashed" w:color="9AA3B5" w:sz="6"/>
+                          <w:bottom w:val="single" w:color="1A1A1A" w:sz="8"/>
+                          <w:right w:val="dashed" w:color="9AA3B5" w:sz="6"/>
+                        </w:tcBorders>
+                        <w:tcMar>
+                          <w:top w:type="dxa" w:w="0"/>
+                          <w:left w:type="dxa" w:w="30"/>
+                          <w:bottom w:type="dxa" w:w="0"/>
+                          <w:right w:type="dxa" w:w="30"/>
+                        </w:tcMar>
+                      </w:tcPr>
+                      <w:p>
+                        <w:pPr>
+                          <w:spacing w:after="0" w:line="230"/>
+                          <w:jc w:val="center"/>
+                        </w:pPr>
+                        <w:r>
+                          <w:rPr>
+                            <w:rFonts w:ascii="Consolas" w:cs="Consolas" w:eastAsia="Consolas" w:hAnsi="Consolas"/>
+                            <w:b/>
+                            <w:bCs/>
+                            <w:color w:val="1A1A1A"/>
+                            <w:sz w:val="26"/>
+                            <w:szCs w:val="26"/>
+                          </w:rPr>
+                          <w:t xml:space="preserve">   </w:t>
+                        </w:r>
+                      </w:p>
+                    </w:tc>
+                  </w:tr>
+                  <w:tr>
+                    <w:tc>
+                      <w:tcPr>
+                        <w:tcW w:type="dxa" w:w="520"/>
+                        <w:tcBorders>
+                          <w:top w:val="none" w:color="FFFFFF" w:sz="0"/>
+                          <w:left w:val="none" w:color="FFFFFF" w:sz="0"/>
+                          <w:bottom w:val="none" w:color="FFFFFF" w:sz="0"/>
+                          <w:right w:val="none" w:color="FFFFFF" w:sz="0"/>
+                        </w:tcBorders>
+                        <w:tcMar>
+                          <w:top w:type="dxa" w:w="0"/>
+                          <w:left w:type="dxa" w:w="30"/>
+                          <w:bottom w:type="dxa" w:w="0"/>
+                          <w:right w:type="dxa" w:w="30"/>
+                        </w:tcMar>
+                      </w:tcPr>
+                      <w:p>
+                        <w:pPr>
+                          <w:spacing w:after="0" w:line="230"/>
+                          <w:jc w:val="center"/>
+                        </w:pPr>
+                        <w:r>
+                          <w:rPr>
+                            <w:rFonts w:ascii="Consolas" w:cs="Consolas" w:eastAsia="Consolas" w:hAnsi="Consolas"/>
+                            <w:b/>
+                            <w:bCs/>
+                            <w:color w:val="1A1A1A"/>
+                            <w:sz w:val="26"/>
+                            <w:szCs w:val="26"/>
+                          </w:rPr>
+                          <w:t xml:space="preserve">12</w:t>
+                        </w:r>
+                      </w:p>
+                    </w:tc>
+                  </w:tr>
+                </w:tbl>
+                <w:p/>
+              </w:tc>
+            </w:tr>
+          </w:tbl>
+          <w:p/>
+        </w:tc>
+        <w:tc>
+          <w:tcPr>
+            <w:tcW w:type="dxa" w:w="4680"/>
+            <w:tcBorders>
+              <w:top w:val="none" w:color="FFFFFF" w:sz="0"/>
+              <w:left w:val="none" w:color="FFFFFF" w:sz="0"/>
+              <w:bottom w:val="none" w:color="FFFFFF" w:sz="0"/>
+              <w:right w:val="none" w:color="FFFFFF" w:sz="0"/>
+            </w:tcBorders>
+            <w:tcMar>
+              <w:top w:type="dxa" w:w="50"/>
+              <w:left w:type="dxa" w:w="120"/>
+              <w:bottom w:type="dxa" w:w="140"/>
+              <w:right w:type="dxa" w:w="120"/>
+            </w:tcMar>
+          </w:tcPr>
+          <w:p>
+            <w:pPr>
+              <w:spacing w:after="10"/>
+            </w:pPr>
+            <w:r>
+              <w:rPr>
+                <w:b/>
+                <w:bCs/>
+                <w:color w:val="2E5A87"/>
+                <w:sz w:val="19"/>
+                <w:szCs w:val="19"/>
+              </w:rPr>
+              <w:t xml:space="preserve">2)</w:t>
+            </w:r>
+          </w:p>
+          <w:tbl>
+            <w:tblPr>
+              <w:tblW w:type="dxa" w:w="1960"/>
+              <w:jc w:val="left"/>
+              <w:tblBorders>
+                <w:top w:val="single" w:color="auto" w:sz="4"/>
+                <w:left w:val="single" w:color="auto" w:sz="4"/>
+                <w:bottom w:val="single" w:color="auto" w:sz="4"/>
+                <w:right w:val="single" w:color="auto" w:sz="4"/>
+                <w:insideH w:val="single" w:color="auto" w:sz="4"/>
+                <w:insideV w:val="single" w:color="auto" w:sz="4"/>
+              </w:tblBorders>
+            </w:tblPr>
+            <w:tblGrid>
+              <w:gridCol w:w="700"/>
+              <w:gridCol w:w="520"/>
+              <w:gridCol w:w="740"/>
+            </w:tblGrid>
+            <w:tr>
+              <w:tc>
+                <w:tcPr>
                   <w:tcW w:type="dxa" w:w="700"/>
                   <w:tcBorders>
                     <w:top w:val="none" w:color="FFFFFF" w:sz="0"/>
@@ -526,7 +695,7 @@
                             <w:sz w:val="26"/>
                             <w:szCs w:val="26"/>
                           </w:rPr>
-                          <w:t xml:space="preserve">?</w:t>
+                          <w:t xml:space="preserve">3</w:t>
                         </w:r>
                       </w:p>
                     </w:tc>
@@ -562,7 +731,7 @@
                             <w:sz w:val="26"/>
                             <w:szCs w:val="26"/>
                           </w:rPr>
-                          <w:t xml:space="preserve">12</w:t>
+                          <w:t xml:space="preserve">4</w:t>
                         </w:r>
                       </w:p>
                     </w:tc>
@@ -606,7 +775,7 @@
               </w:tc>
               <w:tc>
                 <w:tcPr>
-                  <w:tcW w:type="dxa" w:w="520"/>
+                  <w:tcW w:type="dxa" w:w="740"/>
                   <w:tcBorders>
                     <w:top w:val="none" w:color="FFFFFF" w:sz="0"/>
                     <w:left w:val="none" w:color="FFFFFF" w:sz="0"/>
@@ -615,32 +784,112 @@
                   </w:tcBorders>
                   <w:tcMar>
                     <w:top w:type="dxa" w:w="30"/>
-                    <w:left w:type="dxa" w:w="10"/>
+                    <w:left w:type="dxa" w:w="20"/>
                     <w:bottom w:type="dxa" w:w="30"/>
-                    <w:right w:type="dxa" w:w="10"/>
+                    <w:right w:type="dxa" w:w="20"/>
                   </w:tcMar>
                   <w:vAlign w:val="center"/>
                 </w:tcPr>
-                <w:p>
-                  <w:pPr>
+                <w:tbl>
+                  <w:tblPr>
+                    <w:tblW w:type="dxa" w:w="640"/>
                     <w:jc w:val="center"/>
-                  </w:pPr>
-                  <w:r>
-                    <w:rPr>
-                      <w:b/>
-                      <w:bCs/>
-                      <w:color w:val="1A1A1A"/>
-                      <w:sz w:val="22"/>
-                      <w:szCs w:val="22"/>
-                    </w:rPr>
-                    <w:t xml:space="preserve">______</w:t>
-                  </w:r>
-                </w:p>
+                    <w:tblBorders>
+                      <w:top w:val="single" w:color="auto" w:sz="4"/>
+                      <w:left w:val="single" w:color="auto" w:sz="4"/>
+                      <w:bottom w:val="single" w:color="auto" w:sz="4"/>
+                      <w:right w:val="single" w:color="auto" w:sz="4"/>
+                      <w:insideH w:val="none" w:color="FFFFFF" w:sz="0"/>
+                      <w:insideV w:val="single" w:color="auto" w:sz="4"/>
+                    </w:tblBorders>
+                  </w:tblPr>
+                  <w:tblGrid>
+                    <w:gridCol w:w="640"/>
+                  </w:tblGrid>
+                  <w:tr>
+                    <w:tc>
+                      <w:tcPr>
+                        <w:tcW w:type="dxa" w:w="520"/>
+                        <w:tcBorders>
+                          <w:top w:val="dashed" w:color="9AA3B5" w:sz="6"/>
+                          <w:left w:val="dashed" w:color="9AA3B5" w:sz="6"/>
+                          <w:bottom w:val="single" w:color="1A1A1A" w:sz="8"/>
+                          <w:right w:val="dashed" w:color="9AA3B5" w:sz="6"/>
+                        </w:tcBorders>
+                        <w:tcMar>
+                          <w:top w:type="dxa" w:w="0"/>
+                          <w:left w:type="dxa" w:w="30"/>
+                          <w:bottom w:type="dxa" w:w="0"/>
+                          <w:right w:type="dxa" w:w="30"/>
+                        </w:tcMar>
+                      </w:tcPr>
+                      <w:p>
+                        <w:pPr>
+                          <w:spacing w:after="0" w:line="230"/>
+                          <w:jc w:val="center"/>
+                        </w:pPr>
+                        <w:r>
+                          <w:rPr>
+                            <w:rFonts w:ascii="Consolas" w:cs="Consolas" w:eastAsia="Consolas" w:hAnsi="Consolas"/>
+                            <w:b/>
+                            <w:bCs/>
+                            <w:color w:val="1A1A1A"/>
+                            <w:sz w:val="26"/>
+                            <w:szCs w:val="26"/>
+                          </w:rPr>
+                          <w:t xml:space="preserve">   </w:t>
+                        </w:r>
+                      </w:p>
+                    </w:tc>
+                  </w:tr>
+                  <w:tr>
+                    <w:tc>
+                      <w:tcPr>
+                        <w:tcW w:type="dxa" w:w="520"/>
+                        <w:tcBorders>
+                          <w:top w:val="none" w:color="FFFFFF" w:sz="0"/>
+                          <w:left w:val="none" w:color="FFFFFF" w:sz="0"/>
+                          <w:bottom w:val="none" w:color="FFFFFF" w:sz="0"/>
+                          <w:right w:val="none" w:color="FFFFFF" w:sz="0"/>
+                        </w:tcBorders>
+                        <w:tcMar>
+                          <w:top w:type="dxa" w:w="0"/>
+                          <w:left w:type="dxa" w:w="30"/>
+                          <w:bottom w:type="dxa" w:w="0"/>
+                          <w:right w:type="dxa" w:w="30"/>
+                        </w:tcMar>
+                      </w:tcPr>
+                      <w:p>
+                        <w:pPr>
+                          <w:spacing w:after="0" w:line="230"/>
+                          <w:jc w:val="center"/>
+                        </w:pPr>
+                        <w:r>
+                          <w:rPr>
+                            <w:rFonts w:ascii="Consolas" w:cs="Consolas" w:eastAsia="Consolas" w:hAnsi="Consolas"/>
+                            <w:b/>
+                            <w:bCs/>
+                            <w:color w:val="1A1A1A"/>
+                            <w:sz w:val="26"/>
+                            <w:szCs w:val="26"/>
+                          </w:rPr>
+                          <w:t xml:space="preserve">20</w:t>
+                        </w:r>
+                      </w:p>
+                    </w:tc>
+                  </w:tr>
+                </w:tbl>
+                <w:p/>
               </w:tc>
             </w:tr>
           </w:tbl>
           <w:p/>
         </w:tc>
+      </w:tr>
+      <w:tr>
+        <w:trPr>
+          <w:cantSplit/>
+        </w:trPr>
         <w:tc>
           <w:tcPr>
             <w:tcW w:type="dxa" w:w="4680"/>
@@ -669,12 +918,12 @@
                 <w:sz w:val="19"/>
                 <w:szCs w:val="19"/>
               </w:rPr>
-              <w:t xml:space="preserve">2)</w:t>
+              <w:t xml:space="preserve">3)</w:t>
             </w:r>
           </w:p>
           <w:tbl>
             <w:tblPr>
-              <w:tblW w:type="dxa" w:w="2960"/>
+              <w:tblW w:type="dxa" w:w="1960"/>
               <w:jc w:val="left"/>
               <w:tblBorders>
                 <w:top w:val="single" w:color="auto" w:sz="4"/>
@@ -688,9 +937,7 @@
             <w:tblGrid>
               <w:gridCol w:w="700"/>
               <w:gridCol w:w="520"/>
-              <w:gridCol w:w="700"/>
-              <w:gridCol w:w="520"/>
-              <w:gridCol w:w="520"/>
+              <w:gridCol w:w="740"/>
             </w:tblGrid>
             <w:tr>
               <w:tc>
@@ -757,7 +1004,7 @@
                             <w:sz w:val="26"/>
                             <w:szCs w:val="26"/>
                           </w:rPr>
-                          <w:t xml:space="preserve">3</w:t>
+                          <w:t xml:space="preserve">1</w:t>
                         </w:r>
                       </w:p>
                     </w:tc>
@@ -793,7 +1040,7 @@
                             <w:sz w:val="26"/>
                             <w:szCs w:val="26"/>
                           </w:rPr>
-                          <w:t xml:space="preserve">4</w:t>
+                          <w:t xml:space="preserve">2</w:t>
                         </w:r>
                       </w:p>
                     </w:tc>
@@ -837,6 +1084,168 @@
               </w:tc>
               <w:tc>
                 <w:tcPr>
+                  <w:tcW w:type="dxa" w:w="740"/>
+                  <w:tcBorders>
+                    <w:top w:val="none" w:color="FFFFFF" w:sz="0"/>
+                    <w:left w:val="none" w:color="FFFFFF" w:sz="0"/>
+                    <w:bottom w:val="none" w:color="FFFFFF" w:sz="0"/>
+                    <w:right w:val="none" w:color="FFFFFF" w:sz="0"/>
+                  </w:tcBorders>
+                  <w:tcMar>
+                    <w:top w:type="dxa" w:w="30"/>
+                    <w:left w:type="dxa" w:w="20"/>
+                    <w:bottom w:type="dxa" w:w="30"/>
+                    <w:right w:type="dxa" w:w="20"/>
+                  </w:tcMar>
+                  <w:vAlign w:val="center"/>
+                </w:tcPr>
+                <w:tbl>
+                  <w:tblPr>
+                    <w:tblW w:type="dxa" w:w="640"/>
+                    <w:jc w:val="center"/>
+                    <w:tblBorders>
+                      <w:top w:val="single" w:color="auto" w:sz="4"/>
+                      <w:left w:val="single" w:color="auto" w:sz="4"/>
+                      <w:bottom w:val="single" w:color="auto" w:sz="4"/>
+                      <w:right w:val="single" w:color="auto" w:sz="4"/>
+                      <w:insideH w:val="none" w:color="FFFFFF" w:sz="0"/>
+                      <w:insideV w:val="single" w:color="auto" w:sz="4"/>
+                    </w:tblBorders>
+                  </w:tblPr>
+                  <w:tblGrid>
+                    <w:gridCol w:w="640"/>
+                  </w:tblGrid>
+                  <w:tr>
+                    <w:tc>
+                      <w:tcPr>
+                        <w:tcW w:type="dxa" w:w="520"/>
+                        <w:tcBorders>
+                          <w:top w:val="dashed" w:color="9AA3B5" w:sz="6"/>
+                          <w:left w:val="dashed" w:color="9AA3B5" w:sz="6"/>
+                          <w:bottom w:val="single" w:color="1A1A1A" w:sz="8"/>
+                          <w:right w:val="dashed" w:color="9AA3B5" w:sz="6"/>
+                        </w:tcBorders>
+                        <w:tcMar>
+                          <w:top w:type="dxa" w:w="0"/>
+                          <w:left w:type="dxa" w:w="30"/>
+                          <w:bottom w:type="dxa" w:w="0"/>
+                          <w:right w:type="dxa" w:w="30"/>
+                        </w:tcMar>
+                      </w:tcPr>
+                      <w:p>
+                        <w:pPr>
+                          <w:spacing w:after="0" w:line="230"/>
+                          <w:jc w:val="center"/>
+                        </w:pPr>
+                        <w:r>
+                          <w:rPr>
+                            <w:rFonts w:ascii="Consolas" w:cs="Consolas" w:eastAsia="Consolas" w:hAnsi="Consolas"/>
+                            <w:b/>
+                            <w:bCs/>
+                            <w:color w:val="1A1A1A"/>
+                            <w:sz w:val="26"/>
+                            <w:szCs w:val="26"/>
+                          </w:rPr>
+                          <w:t xml:space="preserve">   </w:t>
+                        </w:r>
+                      </w:p>
+                    </w:tc>
+                  </w:tr>
+                  <w:tr>
+                    <w:tc>
+                      <w:tcPr>
+                        <w:tcW w:type="dxa" w:w="520"/>
+                        <w:tcBorders>
+                          <w:top w:val="none" w:color="FFFFFF" w:sz="0"/>
+                          <w:left w:val="none" w:color="FFFFFF" w:sz="0"/>
+                          <w:bottom w:val="none" w:color="FFFFFF" w:sz="0"/>
+                          <w:right w:val="none" w:color="FFFFFF" w:sz="0"/>
+                        </w:tcBorders>
+                        <w:tcMar>
+                          <w:top w:type="dxa" w:w="0"/>
+                          <w:left w:type="dxa" w:w="30"/>
+                          <w:bottom w:type="dxa" w:w="0"/>
+                          <w:right w:type="dxa" w:w="30"/>
+                        </w:tcMar>
+                      </w:tcPr>
+                      <w:p>
+                        <w:pPr>
+                          <w:spacing w:after="0" w:line="230"/>
+                          <w:jc w:val="center"/>
+                        </w:pPr>
+                        <w:r>
+                          <w:rPr>
+                            <w:rFonts w:ascii="Consolas" w:cs="Consolas" w:eastAsia="Consolas" w:hAnsi="Consolas"/>
+                            <w:b/>
+                            <w:bCs/>
+                            <w:color w:val="1A1A1A"/>
+                            <w:sz w:val="26"/>
+                            <w:szCs w:val="26"/>
+                          </w:rPr>
+                          <w:t xml:space="preserve">14</w:t>
+                        </w:r>
+                      </w:p>
+                    </w:tc>
+                  </w:tr>
+                </w:tbl>
+                <w:p/>
+              </w:tc>
+            </w:tr>
+          </w:tbl>
+          <w:p/>
+        </w:tc>
+        <w:tc>
+          <w:tcPr>
+            <w:tcW w:type="dxa" w:w="4680"/>
+            <w:tcBorders>
+              <w:top w:val="none" w:color="FFFFFF" w:sz="0"/>
+              <w:left w:val="none" w:color="FFFFFF" w:sz="0"/>
+              <w:bottom w:val="none" w:color="FFFFFF" w:sz="0"/>
+              <w:right w:val="none" w:color="FFFFFF" w:sz="0"/>
+            </w:tcBorders>
+            <w:tcMar>
+              <w:top w:type="dxa" w:w="50"/>
+              <w:left w:type="dxa" w:w="120"/>
+              <w:bottom w:type="dxa" w:w="140"/>
+              <w:right w:type="dxa" w:w="120"/>
+            </w:tcMar>
+          </w:tcPr>
+          <w:p>
+            <w:pPr>
+              <w:spacing w:after="10"/>
+            </w:pPr>
+            <w:r>
+              <w:rPr>
+                <w:b/>
+                <w:bCs/>
+                <w:color w:val="2E5A87"/>
+                <w:sz w:val="19"/>
+                <w:szCs w:val="19"/>
+              </w:rPr>
+              <w:t xml:space="preserve">4)</w:t>
+            </w:r>
+          </w:p>
+          <w:tbl>
+            <w:tblPr>
+              <w:tblW w:type="dxa" w:w="1960"/>
+              <w:jc w:val="left"/>
+              <w:tblBorders>
+                <w:top w:val="single" w:color="auto" w:sz="4"/>
+                <w:left w:val="single" w:color="auto" w:sz="4"/>
+                <w:bottom w:val="single" w:color="auto" w:sz="4"/>
+                <w:right w:val="single" w:color="auto" w:sz="4"/>
+                <w:insideH w:val="single" w:color="auto" w:sz="4"/>
+                <w:insideV w:val="single" w:color="auto" w:sz="4"/>
+              </w:tblBorders>
+            </w:tblPr>
+            <w:tblGrid>
+              <w:gridCol w:w="700"/>
+              <w:gridCol w:w="520"/>
+              <w:gridCol w:w="740"/>
+            </w:tblGrid>
+            <w:tr>
+              <w:tc>
+                <w:tcPr>
                   <w:tcW w:type="dxa" w:w="700"/>
                   <w:tcBorders>
                     <w:top w:val="none" w:color="FFFFFF" w:sz="0"/>
@@ -899,7 +1308,7 @@
                             <w:sz w:val="26"/>
                             <w:szCs w:val="26"/>
                           </w:rPr>
-                          <w:t xml:space="preserve">?</w:t>
+                          <w:t xml:space="preserve">2</w:t>
                         </w:r>
                       </w:p>
                     </w:tc>
@@ -935,7 +1344,7 @@
                             <w:sz w:val="26"/>
                             <w:szCs w:val="26"/>
                           </w:rPr>
-                          <w:t xml:space="preserve">20</w:t>
+                          <w:t xml:space="preserve">5</w:t>
                         </w:r>
                       </w:p>
                     </w:tc>
@@ -979,98 +1388,7 @@
               </w:tc>
               <w:tc>
                 <w:tcPr>
-                  <w:tcW w:type="dxa" w:w="520"/>
-                  <w:tcBorders>
-                    <w:top w:val="none" w:color="FFFFFF" w:sz="0"/>
-                    <w:left w:val="none" w:color="FFFFFF" w:sz="0"/>
-                    <w:bottom w:val="none" w:color="FFFFFF" w:sz="0"/>
-                    <w:right w:val="none" w:color="FFFFFF" w:sz="0"/>
-                  </w:tcBorders>
-                  <w:tcMar>
-                    <w:top w:type="dxa" w:w="30"/>
-                    <w:left w:type="dxa" w:w="10"/>
-                    <w:bottom w:type="dxa" w:w="30"/>
-                    <w:right w:type="dxa" w:w="10"/>
-                  </w:tcMar>
-                  <w:vAlign w:val="center"/>
-                </w:tcPr>
-                <w:p>
-                  <w:pPr>
-                    <w:jc w:val="center"/>
-                  </w:pPr>
-                  <w:r>
-                    <w:rPr>
-                      <w:b/>
-                      <w:bCs/>
-                      <w:color w:val="1A1A1A"/>
-                      <w:sz w:val="22"/>
-                      <w:szCs w:val="22"/>
-                    </w:rPr>
-                    <w:t xml:space="preserve">______</w:t>
-                  </w:r>
-                </w:p>
-              </w:tc>
-            </w:tr>
-          </w:tbl>
-          <w:p/>
-        </w:tc>
-      </w:tr>
-      <w:tr>
-        <w:tc>
-          <w:tcPr>
-            <w:tcW w:type="dxa" w:w="4680"/>
-            <w:tcBorders>
-              <w:top w:val="none" w:color="FFFFFF" w:sz="0"/>
-              <w:left w:val="none" w:color="FFFFFF" w:sz="0"/>
-              <w:bottom w:val="none" w:color="FFFFFF" w:sz="0"/>
-              <w:right w:val="none" w:color="FFFFFF" w:sz="0"/>
-            </w:tcBorders>
-            <w:tcMar>
-              <w:top w:type="dxa" w:w="50"/>
-              <w:left w:type="dxa" w:w="120"/>
-              <w:bottom w:type="dxa" w:w="140"/>
-              <w:right w:type="dxa" w:w="120"/>
-            </w:tcMar>
-          </w:tcPr>
-          <w:p>
-            <w:pPr>
-              <w:spacing w:after="10"/>
-            </w:pPr>
-            <w:r>
-              <w:rPr>
-                <w:b/>
-                <w:bCs/>
-                <w:color w:val="2E5A87"/>
-                <w:sz w:val="19"/>
-                <w:szCs w:val="19"/>
-              </w:rPr>
-              <w:t xml:space="preserve">3)</w:t>
-            </w:r>
-          </w:p>
-          <w:tbl>
-            <w:tblPr>
-              <w:tblW w:type="dxa" w:w="2960"/>
-              <w:jc w:val="left"/>
-              <w:tblBorders>
-                <w:top w:val="single" w:color="auto" w:sz="4"/>
-                <w:left w:val="single" w:color="auto" w:sz="4"/>
-                <w:bottom w:val="single" w:color="auto" w:sz="4"/>
-                <w:right w:val="single" w:color="auto" w:sz="4"/>
-                <w:insideH w:val="single" w:color="auto" w:sz="4"/>
-                <w:insideV w:val="single" w:color="auto" w:sz="4"/>
-              </w:tblBorders>
-            </w:tblPr>
-            <w:tblGrid>
-              <w:gridCol w:w="700"/>
-              <w:gridCol w:w="520"/>
-              <w:gridCol w:w="700"/>
-              <w:gridCol w:w="520"/>
-              <w:gridCol w:w="520"/>
-            </w:tblGrid>
-            <w:tr>
-              <w:tc>
-                <w:tcPr>
-                  <w:tcW w:type="dxa" w:w="700"/>
+                  <w:tcW w:type="dxa" w:w="740"/>
                   <w:tcBorders>
                     <w:top w:val="none" w:color="FFFFFF" w:sz="0"/>
                     <w:left w:val="none" w:color="FFFFFF" w:sz="0"/>
@@ -1087,7 +1405,7 @@
                 </w:tcPr>
                 <w:tbl>
                   <w:tblPr>
-                    <w:tblW w:type="dxa" w:w="600"/>
+                    <w:tblW w:type="dxa" w:w="640"/>
                     <w:jc w:val="center"/>
                     <w:tblBorders>
                       <w:top w:val="single" w:color="auto" w:sz="4"/>
@@ -1099,17 +1417,17 @@
                     </w:tblBorders>
                   </w:tblPr>
                   <w:tblGrid>
-                    <w:gridCol w:w="600"/>
+                    <w:gridCol w:w="640"/>
                   </w:tblGrid>
                   <w:tr>
                     <w:tc>
                       <w:tcPr>
                         <w:tcW w:type="dxa" w:w="520"/>
                         <w:tcBorders>
-                          <w:top w:val="none" w:color="FFFFFF" w:sz="0"/>
-                          <w:left w:val="none" w:color="FFFFFF" w:sz="0"/>
+                          <w:top w:val="dashed" w:color="9AA3B5" w:sz="6"/>
+                          <w:left w:val="dashed" w:color="9AA3B5" w:sz="6"/>
                           <w:bottom w:val="single" w:color="1A1A1A" w:sz="8"/>
-                          <w:right w:val="none" w:color="FFFFFF" w:sz="0"/>
+                          <w:right w:val="dashed" w:color="9AA3B5" w:sz="6"/>
                         </w:tcBorders>
                         <w:tcMar>
                           <w:top w:type="dxa" w:w="0"/>
@@ -1132,7 +1450,7 @@
                             <w:sz w:val="26"/>
                             <w:szCs w:val="26"/>
                           </w:rPr>
-                          <w:t xml:space="preserve">1</w:t>
+                          <w:t xml:space="preserve">   </w:t>
                         </w:r>
                       </w:p>
                     </w:tc>
@@ -1168,595 +1486,13 @@
                             <w:sz w:val="26"/>
                             <w:szCs w:val="26"/>
                           </w:rPr>
-                          <w:t xml:space="preserve">2</w:t>
+                          <w:t xml:space="preserve">15</w:t>
                         </w:r>
                       </w:p>
                     </w:tc>
                   </w:tr>
                 </w:tbl>
                 <w:p/>
-              </w:tc>
-              <w:tc>
-                <w:tcPr>
-                  <w:tcW w:type="dxa" w:w="520"/>
-                  <w:tcBorders>
-                    <w:top w:val="none" w:color="FFFFFF" w:sz="0"/>
-                    <w:left w:val="none" w:color="FFFFFF" w:sz="0"/>
-                    <w:bottom w:val="none" w:color="FFFFFF" w:sz="0"/>
-                    <w:right w:val="none" w:color="FFFFFF" w:sz="0"/>
-                  </w:tcBorders>
-                  <w:tcMar>
-                    <w:top w:type="dxa" w:w="30"/>
-                    <w:left w:type="dxa" w:w="10"/>
-                    <w:bottom w:type="dxa" w:w="30"/>
-                    <w:right w:type="dxa" w:w="10"/>
-                  </w:tcMar>
-                  <w:vAlign w:val="center"/>
-                </w:tcPr>
-                <w:p>
-                  <w:pPr>
-                    <w:jc w:val="center"/>
-                  </w:pPr>
-                  <w:r>
-                    <w:rPr>
-                      <w:rFonts w:ascii="Consolas" w:cs="Consolas" w:eastAsia="Consolas" w:hAnsi="Consolas"/>
-                      <w:b/>
-                      <w:bCs/>
-                      <w:color w:val="7A86A8"/>
-                      <w:sz w:val="26"/>
-                      <w:szCs w:val="26"/>
-                    </w:rPr>
-                    <w:t xml:space="preserve">=</w:t>
-                  </w:r>
-                </w:p>
-              </w:tc>
-              <w:tc>
-                <w:tcPr>
-                  <w:tcW w:type="dxa" w:w="700"/>
-                  <w:tcBorders>
-                    <w:top w:val="none" w:color="FFFFFF" w:sz="0"/>
-                    <w:left w:val="none" w:color="FFFFFF" w:sz="0"/>
-                    <w:bottom w:val="none" w:color="FFFFFF" w:sz="0"/>
-                    <w:right w:val="none" w:color="FFFFFF" w:sz="0"/>
-                  </w:tcBorders>
-                  <w:tcMar>
-                    <w:top w:type="dxa" w:w="30"/>
-                    <w:left w:type="dxa" w:w="20"/>
-                    <w:bottom w:type="dxa" w:w="30"/>
-                    <w:right w:type="dxa" w:w="20"/>
-                  </w:tcMar>
-                  <w:vAlign w:val="center"/>
-                </w:tcPr>
-                <w:tbl>
-                  <w:tblPr>
-                    <w:tblW w:type="dxa" w:w="600"/>
-                    <w:jc w:val="center"/>
-                    <w:tblBorders>
-                      <w:top w:val="single" w:color="auto" w:sz="4"/>
-                      <w:left w:val="single" w:color="auto" w:sz="4"/>
-                      <w:bottom w:val="single" w:color="auto" w:sz="4"/>
-                      <w:right w:val="single" w:color="auto" w:sz="4"/>
-                      <w:insideH w:val="none" w:color="FFFFFF" w:sz="0"/>
-                      <w:insideV w:val="single" w:color="auto" w:sz="4"/>
-                    </w:tblBorders>
-                  </w:tblPr>
-                  <w:tblGrid>
-                    <w:gridCol w:w="600"/>
-                  </w:tblGrid>
-                  <w:tr>
-                    <w:tc>
-                      <w:tcPr>
-                        <w:tcW w:type="dxa" w:w="520"/>
-                        <w:tcBorders>
-                          <w:top w:val="none" w:color="FFFFFF" w:sz="0"/>
-                          <w:left w:val="none" w:color="FFFFFF" w:sz="0"/>
-                          <w:bottom w:val="single" w:color="1A1A1A" w:sz="8"/>
-                          <w:right w:val="none" w:color="FFFFFF" w:sz="0"/>
-                        </w:tcBorders>
-                        <w:tcMar>
-                          <w:top w:type="dxa" w:w="0"/>
-                          <w:left w:type="dxa" w:w="30"/>
-                          <w:bottom w:type="dxa" w:w="0"/>
-                          <w:right w:type="dxa" w:w="30"/>
-                        </w:tcMar>
-                      </w:tcPr>
-                      <w:p>
-                        <w:pPr>
-                          <w:spacing w:after="0" w:line="230"/>
-                          <w:jc w:val="center"/>
-                        </w:pPr>
-                        <w:r>
-                          <w:rPr>
-                            <w:rFonts w:ascii="Consolas" w:cs="Consolas" w:eastAsia="Consolas" w:hAnsi="Consolas"/>
-                            <w:b/>
-                            <w:bCs/>
-                            <w:color w:val="1A1A1A"/>
-                            <w:sz w:val="26"/>
-                            <w:szCs w:val="26"/>
-                          </w:rPr>
-                          <w:t xml:space="preserve">?</w:t>
-                        </w:r>
-                      </w:p>
-                    </w:tc>
-                  </w:tr>
-                  <w:tr>
-                    <w:tc>
-                      <w:tcPr>
-                        <w:tcW w:type="dxa" w:w="520"/>
-                        <w:tcBorders>
-                          <w:top w:val="none" w:color="FFFFFF" w:sz="0"/>
-                          <w:left w:val="none" w:color="FFFFFF" w:sz="0"/>
-                          <w:bottom w:val="none" w:color="FFFFFF" w:sz="0"/>
-                          <w:right w:val="none" w:color="FFFFFF" w:sz="0"/>
-                        </w:tcBorders>
-                        <w:tcMar>
-                          <w:top w:type="dxa" w:w="0"/>
-                          <w:left w:type="dxa" w:w="30"/>
-                          <w:bottom w:type="dxa" w:w="0"/>
-                          <w:right w:type="dxa" w:w="30"/>
-                        </w:tcMar>
-                      </w:tcPr>
-                      <w:p>
-                        <w:pPr>
-                          <w:spacing w:after="0" w:line="230"/>
-                          <w:jc w:val="center"/>
-                        </w:pPr>
-                        <w:r>
-                          <w:rPr>
-                            <w:rFonts w:ascii="Consolas" w:cs="Consolas" w:eastAsia="Consolas" w:hAnsi="Consolas"/>
-                            <w:b/>
-                            <w:bCs/>
-                            <w:color w:val="1A1A1A"/>
-                            <w:sz w:val="26"/>
-                            <w:szCs w:val="26"/>
-                          </w:rPr>
-                          <w:t xml:space="preserve">14</w:t>
-                        </w:r>
-                      </w:p>
-                    </w:tc>
-                  </w:tr>
-                </w:tbl>
-                <w:p/>
-              </w:tc>
-              <w:tc>
-                <w:tcPr>
-                  <w:tcW w:type="dxa" w:w="520"/>
-                  <w:tcBorders>
-                    <w:top w:val="none" w:color="FFFFFF" w:sz="0"/>
-                    <w:left w:val="none" w:color="FFFFFF" w:sz="0"/>
-                    <w:bottom w:val="none" w:color="FFFFFF" w:sz="0"/>
-                    <w:right w:val="none" w:color="FFFFFF" w:sz="0"/>
-                  </w:tcBorders>
-                  <w:tcMar>
-                    <w:top w:type="dxa" w:w="30"/>
-                    <w:left w:type="dxa" w:w="10"/>
-                    <w:bottom w:type="dxa" w:w="30"/>
-                    <w:right w:type="dxa" w:w="10"/>
-                  </w:tcMar>
-                  <w:vAlign w:val="center"/>
-                </w:tcPr>
-                <w:p>
-                  <w:pPr>
-                    <w:jc w:val="center"/>
-                  </w:pPr>
-                  <w:r>
-                    <w:rPr>
-                      <w:rFonts w:ascii="Consolas" w:cs="Consolas" w:eastAsia="Consolas" w:hAnsi="Consolas"/>
-                      <w:b/>
-                      <w:bCs/>
-                      <w:color w:val="7A86A8"/>
-                      <w:sz w:val="26"/>
-                      <w:szCs w:val="26"/>
-                    </w:rPr>
-                    <w:t xml:space="preserve">=</w:t>
-                  </w:r>
-                </w:p>
-              </w:tc>
-              <w:tc>
-                <w:tcPr>
-                  <w:tcW w:type="dxa" w:w="520"/>
-                  <w:tcBorders>
-                    <w:top w:val="none" w:color="FFFFFF" w:sz="0"/>
-                    <w:left w:val="none" w:color="FFFFFF" w:sz="0"/>
-                    <w:bottom w:val="none" w:color="FFFFFF" w:sz="0"/>
-                    <w:right w:val="none" w:color="FFFFFF" w:sz="0"/>
-                  </w:tcBorders>
-                  <w:tcMar>
-                    <w:top w:type="dxa" w:w="30"/>
-                    <w:left w:type="dxa" w:w="10"/>
-                    <w:bottom w:type="dxa" w:w="30"/>
-                    <w:right w:type="dxa" w:w="10"/>
-                  </w:tcMar>
-                  <w:vAlign w:val="center"/>
-                </w:tcPr>
-                <w:p>
-                  <w:pPr>
-                    <w:jc w:val="center"/>
-                  </w:pPr>
-                  <w:r>
-                    <w:rPr>
-                      <w:b/>
-                      <w:bCs/>
-                      <w:color w:val="1A1A1A"/>
-                      <w:sz w:val="22"/>
-                      <w:szCs w:val="22"/>
-                    </w:rPr>
-                    <w:t xml:space="preserve">______</w:t>
-                  </w:r>
-                </w:p>
-              </w:tc>
-            </w:tr>
-          </w:tbl>
-          <w:p/>
-        </w:tc>
-        <w:tc>
-          <w:tcPr>
-            <w:tcW w:type="dxa" w:w="4680"/>
-            <w:tcBorders>
-              <w:top w:val="none" w:color="FFFFFF" w:sz="0"/>
-              <w:left w:val="none" w:color="FFFFFF" w:sz="0"/>
-              <w:bottom w:val="none" w:color="FFFFFF" w:sz="0"/>
-              <w:right w:val="none" w:color="FFFFFF" w:sz="0"/>
-            </w:tcBorders>
-            <w:tcMar>
-              <w:top w:type="dxa" w:w="50"/>
-              <w:left w:type="dxa" w:w="120"/>
-              <w:bottom w:type="dxa" w:w="140"/>
-              <w:right w:type="dxa" w:w="120"/>
-            </w:tcMar>
-          </w:tcPr>
-          <w:p>
-            <w:pPr>
-              <w:spacing w:after="10"/>
-            </w:pPr>
-            <w:r>
-              <w:rPr>
-                <w:b/>
-                <w:bCs/>
-                <w:color w:val="2E5A87"/>
-                <w:sz w:val="19"/>
-                <w:szCs w:val="19"/>
-              </w:rPr>
-              <w:t xml:space="preserve">4)</w:t>
-            </w:r>
-          </w:p>
-          <w:tbl>
-            <w:tblPr>
-              <w:tblW w:type="dxa" w:w="2960"/>
-              <w:jc w:val="left"/>
-              <w:tblBorders>
-                <w:top w:val="single" w:color="auto" w:sz="4"/>
-                <w:left w:val="single" w:color="auto" w:sz="4"/>
-                <w:bottom w:val="single" w:color="auto" w:sz="4"/>
-                <w:right w:val="single" w:color="auto" w:sz="4"/>
-                <w:insideH w:val="single" w:color="auto" w:sz="4"/>
-                <w:insideV w:val="single" w:color="auto" w:sz="4"/>
-              </w:tblBorders>
-            </w:tblPr>
-            <w:tblGrid>
-              <w:gridCol w:w="700"/>
-              <w:gridCol w:w="520"/>
-              <w:gridCol w:w="700"/>
-              <w:gridCol w:w="520"/>
-              <w:gridCol w:w="520"/>
-            </w:tblGrid>
-            <w:tr>
-              <w:tc>
-                <w:tcPr>
-                  <w:tcW w:type="dxa" w:w="700"/>
-                  <w:tcBorders>
-                    <w:top w:val="none" w:color="FFFFFF" w:sz="0"/>
-                    <w:left w:val="none" w:color="FFFFFF" w:sz="0"/>
-                    <w:bottom w:val="none" w:color="FFFFFF" w:sz="0"/>
-                    <w:right w:val="none" w:color="FFFFFF" w:sz="0"/>
-                  </w:tcBorders>
-                  <w:tcMar>
-                    <w:top w:type="dxa" w:w="30"/>
-                    <w:left w:type="dxa" w:w="20"/>
-                    <w:bottom w:type="dxa" w:w="30"/>
-                    <w:right w:type="dxa" w:w="20"/>
-                  </w:tcMar>
-                  <w:vAlign w:val="center"/>
-                </w:tcPr>
-                <w:tbl>
-                  <w:tblPr>
-                    <w:tblW w:type="dxa" w:w="600"/>
-                    <w:jc w:val="center"/>
-                    <w:tblBorders>
-                      <w:top w:val="single" w:color="auto" w:sz="4"/>
-                      <w:left w:val="single" w:color="auto" w:sz="4"/>
-                      <w:bottom w:val="single" w:color="auto" w:sz="4"/>
-                      <w:right w:val="single" w:color="auto" w:sz="4"/>
-                      <w:insideH w:val="none" w:color="FFFFFF" w:sz="0"/>
-                      <w:insideV w:val="single" w:color="auto" w:sz="4"/>
-                    </w:tblBorders>
-                  </w:tblPr>
-                  <w:tblGrid>
-                    <w:gridCol w:w="600"/>
-                  </w:tblGrid>
-                  <w:tr>
-                    <w:tc>
-                      <w:tcPr>
-                        <w:tcW w:type="dxa" w:w="520"/>
-                        <w:tcBorders>
-                          <w:top w:val="none" w:color="FFFFFF" w:sz="0"/>
-                          <w:left w:val="none" w:color="FFFFFF" w:sz="0"/>
-                          <w:bottom w:val="single" w:color="1A1A1A" w:sz="8"/>
-                          <w:right w:val="none" w:color="FFFFFF" w:sz="0"/>
-                        </w:tcBorders>
-                        <w:tcMar>
-                          <w:top w:type="dxa" w:w="0"/>
-                          <w:left w:type="dxa" w:w="30"/>
-                          <w:bottom w:type="dxa" w:w="0"/>
-                          <w:right w:type="dxa" w:w="30"/>
-                        </w:tcMar>
-                      </w:tcPr>
-                      <w:p>
-                        <w:pPr>
-                          <w:spacing w:after="0" w:line="230"/>
-                          <w:jc w:val="center"/>
-                        </w:pPr>
-                        <w:r>
-                          <w:rPr>
-                            <w:rFonts w:ascii="Consolas" w:cs="Consolas" w:eastAsia="Consolas" w:hAnsi="Consolas"/>
-                            <w:b/>
-                            <w:bCs/>
-                            <w:color w:val="1A1A1A"/>
-                            <w:sz w:val="26"/>
-                            <w:szCs w:val="26"/>
-                          </w:rPr>
-                          <w:t xml:space="preserve">2</w:t>
-                        </w:r>
-                      </w:p>
-                    </w:tc>
-                  </w:tr>
-                  <w:tr>
-                    <w:tc>
-                      <w:tcPr>
-                        <w:tcW w:type="dxa" w:w="520"/>
-                        <w:tcBorders>
-                          <w:top w:val="none" w:color="FFFFFF" w:sz="0"/>
-                          <w:left w:val="none" w:color="FFFFFF" w:sz="0"/>
-                          <w:bottom w:val="none" w:color="FFFFFF" w:sz="0"/>
-                          <w:right w:val="none" w:color="FFFFFF" w:sz="0"/>
-                        </w:tcBorders>
-                        <w:tcMar>
-                          <w:top w:type="dxa" w:w="0"/>
-                          <w:left w:type="dxa" w:w="30"/>
-                          <w:bottom w:type="dxa" w:w="0"/>
-                          <w:right w:type="dxa" w:w="30"/>
-                        </w:tcMar>
-                      </w:tcPr>
-                      <w:p>
-                        <w:pPr>
-                          <w:spacing w:after="0" w:line="230"/>
-                          <w:jc w:val="center"/>
-                        </w:pPr>
-                        <w:r>
-                          <w:rPr>
-                            <w:rFonts w:ascii="Consolas" w:cs="Consolas" w:eastAsia="Consolas" w:hAnsi="Consolas"/>
-                            <w:b/>
-                            <w:bCs/>
-                            <w:color w:val="1A1A1A"/>
-                            <w:sz w:val="26"/>
-                            <w:szCs w:val="26"/>
-                          </w:rPr>
-                          <w:t xml:space="preserve">5</w:t>
-                        </w:r>
-                      </w:p>
-                    </w:tc>
-                  </w:tr>
-                </w:tbl>
-                <w:p/>
-              </w:tc>
-              <w:tc>
-                <w:tcPr>
-                  <w:tcW w:type="dxa" w:w="520"/>
-                  <w:tcBorders>
-                    <w:top w:val="none" w:color="FFFFFF" w:sz="0"/>
-                    <w:left w:val="none" w:color="FFFFFF" w:sz="0"/>
-                    <w:bottom w:val="none" w:color="FFFFFF" w:sz="0"/>
-                    <w:right w:val="none" w:color="FFFFFF" w:sz="0"/>
-                  </w:tcBorders>
-                  <w:tcMar>
-                    <w:top w:type="dxa" w:w="30"/>
-                    <w:left w:type="dxa" w:w="10"/>
-                    <w:bottom w:type="dxa" w:w="30"/>
-                    <w:right w:type="dxa" w:w="10"/>
-                  </w:tcMar>
-                  <w:vAlign w:val="center"/>
-                </w:tcPr>
-                <w:p>
-                  <w:pPr>
-                    <w:jc w:val="center"/>
-                  </w:pPr>
-                  <w:r>
-                    <w:rPr>
-                      <w:rFonts w:ascii="Consolas" w:cs="Consolas" w:eastAsia="Consolas" w:hAnsi="Consolas"/>
-                      <w:b/>
-                      <w:bCs/>
-                      <w:color w:val="7A86A8"/>
-                      <w:sz w:val="26"/>
-                      <w:szCs w:val="26"/>
-                    </w:rPr>
-                    <w:t xml:space="preserve">=</w:t>
-                  </w:r>
-                </w:p>
-              </w:tc>
-              <w:tc>
-                <w:tcPr>
-                  <w:tcW w:type="dxa" w:w="700"/>
-                  <w:tcBorders>
-                    <w:top w:val="none" w:color="FFFFFF" w:sz="0"/>
-                    <w:left w:val="none" w:color="FFFFFF" w:sz="0"/>
-                    <w:bottom w:val="none" w:color="FFFFFF" w:sz="0"/>
-                    <w:right w:val="none" w:color="FFFFFF" w:sz="0"/>
-                  </w:tcBorders>
-                  <w:tcMar>
-                    <w:top w:type="dxa" w:w="30"/>
-                    <w:left w:type="dxa" w:w="20"/>
-                    <w:bottom w:type="dxa" w:w="30"/>
-                    <w:right w:type="dxa" w:w="20"/>
-                  </w:tcMar>
-                  <w:vAlign w:val="center"/>
-                </w:tcPr>
-                <w:tbl>
-                  <w:tblPr>
-                    <w:tblW w:type="dxa" w:w="600"/>
-                    <w:jc w:val="center"/>
-                    <w:tblBorders>
-                      <w:top w:val="single" w:color="auto" w:sz="4"/>
-                      <w:left w:val="single" w:color="auto" w:sz="4"/>
-                      <w:bottom w:val="single" w:color="auto" w:sz="4"/>
-                      <w:right w:val="single" w:color="auto" w:sz="4"/>
-                      <w:insideH w:val="none" w:color="FFFFFF" w:sz="0"/>
-                      <w:insideV w:val="single" w:color="auto" w:sz="4"/>
-                    </w:tblBorders>
-                  </w:tblPr>
-                  <w:tblGrid>
-                    <w:gridCol w:w="600"/>
-                  </w:tblGrid>
-                  <w:tr>
-                    <w:tc>
-                      <w:tcPr>
-                        <w:tcW w:type="dxa" w:w="520"/>
-                        <w:tcBorders>
-                          <w:top w:val="none" w:color="FFFFFF" w:sz="0"/>
-                          <w:left w:val="none" w:color="FFFFFF" w:sz="0"/>
-                          <w:bottom w:val="single" w:color="1A1A1A" w:sz="8"/>
-                          <w:right w:val="none" w:color="FFFFFF" w:sz="0"/>
-                        </w:tcBorders>
-                        <w:tcMar>
-                          <w:top w:type="dxa" w:w="0"/>
-                          <w:left w:type="dxa" w:w="30"/>
-                          <w:bottom w:type="dxa" w:w="0"/>
-                          <w:right w:type="dxa" w:w="30"/>
-                        </w:tcMar>
-                      </w:tcPr>
-                      <w:p>
-                        <w:pPr>
-                          <w:spacing w:after="0" w:line="230"/>
-                          <w:jc w:val="center"/>
-                        </w:pPr>
-                        <w:r>
-                          <w:rPr>
-                            <w:rFonts w:ascii="Consolas" w:cs="Consolas" w:eastAsia="Consolas" w:hAnsi="Consolas"/>
-                            <w:b/>
-                            <w:bCs/>
-                            <w:color w:val="1A1A1A"/>
-                            <w:sz w:val="26"/>
-                            <w:szCs w:val="26"/>
-                          </w:rPr>
-                          <w:t xml:space="preserve">?</w:t>
-                        </w:r>
-                      </w:p>
-                    </w:tc>
-                  </w:tr>
-                  <w:tr>
-                    <w:tc>
-                      <w:tcPr>
-                        <w:tcW w:type="dxa" w:w="520"/>
-                        <w:tcBorders>
-                          <w:top w:val="none" w:color="FFFFFF" w:sz="0"/>
-                          <w:left w:val="none" w:color="FFFFFF" w:sz="0"/>
-                          <w:bottom w:val="none" w:color="FFFFFF" w:sz="0"/>
-                          <w:right w:val="none" w:color="FFFFFF" w:sz="0"/>
-                        </w:tcBorders>
-                        <w:tcMar>
-                          <w:top w:type="dxa" w:w="0"/>
-                          <w:left w:type="dxa" w:w="30"/>
-                          <w:bottom w:type="dxa" w:w="0"/>
-                          <w:right w:type="dxa" w:w="30"/>
-                        </w:tcMar>
-                      </w:tcPr>
-                      <w:p>
-                        <w:pPr>
-                          <w:spacing w:after="0" w:line="230"/>
-                          <w:jc w:val="center"/>
-                        </w:pPr>
-                        <w:r>
-                          <w:rPr>
-                            <w:rFonts w:ascii="Consolas" w:cs="Consolas" w:eastAsia="Consolas" w:hAnsi="Consolas"/>
-                            <w:b/>
-                            <w:bCs/>
-                            <w:color w:val="1A1A1A"/>
-                            <w:sz w:val="26"/>
-                            <w:szCs w:val="26"/>
-                          </w:rPr>
-                          <w:t xml:space="preserve">15</w:t>
-                        </w:r>
-                      </w:p>
-                    </w:tc>
-                  </w:tr>
-                </w:tbl>
-                <w:p/>
-              </w:tc>
-              <w:tc>
-                <w:tcPr>
-                  <w:tcW w:type="dxa" w:w="520"/>
-                  <w:tcBorders>
-                    <w:top w:val="none" w:color="FFFFFF" w:sz="0"/>
-                    <w:left w:val="none" w:color="FFFFFF" w:sz="0"/>
-                    <w:bottom w:val="none" w:color="FFFFFF" w:sz="0"/>
-                    <w:right w:val="none" w:color="FFFFFF" w:sz="0"/>
-                  </w:tcBorders>
-                  <w:tcMar>
-                    <w:top w:type="dxa" w:w="30"/>
-                    <w:left w:type="dxa" w:w="10"/>
-                    <w:bottom w:type="dxa" w:w="30"/>
-                    <w:right w:type="dxa" w:w="10"/>
-                  </w:tcMar>
-                  <w:vAlign w:val="center"/>
-                </w:tcPr>
-                <w:p>
-                  <w:pPr>
-                    <w:jc w:val="center"/>
-                  </w:pPr>
-                  <w:r>
-                    <w:rPr>
-                      <w:rFonts w:ascii="Consolas" w:cs="Consolas" w:eastAsia="Consolas" w:hAnsi="Consolas"/>
-                      <w:b/>
-                      <w:bCs/>
-                      <w:color w:val="7A86A8"/>
-                      <w:sz w:val="26"/>
-                      <w:szCs w:val="26"/>
-                    </w:rPr>
-                    <w:t xml:space="preserve">=</w:t>
-                  </w:r>
-                </w:p>
-              </w:tc>
-              <w:tc>
-                <w:tcPr>
-                  <w:tcW w:type="dxa" w:w="520"/>
-                  <w:tcBorders>
-                    <w:top w:val="none" w:color="FFFFFF" w:sz="0"/>
-                    <w:left w:val="none" w:color="FFFFFF" w:sz="0"/>
-                    <w:bottom w:val="none" w:color="FFFFFF" w:sz="0"/>
-                    <w:right w:val="none" w:color="FFFFFF" w:sz="0"/>
-                  </w:tcBorders>
-                  <w:tcMar>
-                    <w:top w:type="dxa" w:w="30"/>
-                    <w:left w:type="dxa" w:w="10"/>
-                    <w:bottom w:type="dxa" w:w="30"/>
-                    <w:right w:type="dxa" w:w="10"/>
-                  </w:tcMar>
-                  <w:vAlign w:val="center"/>
-                </w:tcPr>
-                <w:p>
-                  <w:pPr>
-                    <w:jc w:val="center"/>
-                  </w:pPr>
-                  <w:r>
-                    <w:rPr>
-                      <w:b/>
-                      <w:bCs/>
-                      <w:color w:val="1A1A1A"/>
-                      <w:sz w:val="22"/>
-                      <w:szCs w:val="22"/>
-                    </w:rPr>
-                    <w:t xml:space="preserve">______</w:t>
-                  </w:r>
-                </w:p>
               </w:tc>
             </w:tr>
           </w:tbl>
@@ -1797,6 +1533,9 @@
         <w:gridCol w:w="4680"/>
       </w:tblGrid>
       <w:tr>
+        <w:trPr>
+          <w:cantSplit/>
+        </w:trPr>
         <w:tc>
           <w:tcPr>
             <w:tcW w:type="dxa" w:w="4680"/>
@@ -1830,7 +1569,7 @@
           </w:p>
           <w:tbl>
             <w:tblPr>
-              <w:tblW w:type="dxa" w:w="2260"/>
+              <w:tblW w:type="dxa" w:w="1960"/>
               <w:jc w:val="left"/>
               <w:tblBorders>
                 <w:top w:val="single" w:color="auto" w:sz="4"/>
@@ -1842,45 +1581,11 @@
               </w:tblBorders>
             </w:tblPr>
             <w:tblGrid>
-              <w:gridCol w:w="520"/>
               <w:gridCol w:w="700"/>
               <w:gridCol w:w="520"/>
-              <w:gridCol w:w="520"/>
+              <w:gridCol w:w="740"/>
             </w:tblGrid>
             <w:tr>
-              <w:tc>
-                <w:tcPr>
-                  <w:tcW w:type="dxa" w:w="520"/>
-                  <w:tcBorders>
-                    <w:top w:val="none" w:color="FFFFFF" w:sz="0"/>
-                    <w:left w:val="none" w:color="FFFFFF" w:sz="0"/>
-                    <w:bottom w:val="none" w:color="FFFFFF" w:sz="0"/>
-                    <w:right w:val="none" w:color="FFFFFF" w:sz="0"/>
-                  </w:tcBorders>
-                  <w:tcMar>
-                    <w:top w:type="dxa" w:w="30"/>
-                    <w:left w:type="dxa" w:w="10"/>
-                    <w:bottom w:type="dxa" w:w="30"/>
-                    <w:right w:type="dxa" w:w="10"/>
-                  </w:tcMar>
-                  <w:vAlign w:val="center"/>
-                </w:tcPr>
-                <w:p>
-                  <w:pPr>
-                    <w:jc w:val="center"/>
-                  </w:pPr>
-                  <w:r>
-                    <w:rPr>
-                      <w:b/>
-                      <w:bCs/>
-                      <w:color w:val="7A86A8"/>
-                      <w:sz w:val="19"/>
-                      <w:szCs w:val="19"/>
-                    </w:rPr>
-                    <w:t xml:space="preserve">Simplify</w:t>
-                  </w:r>
-                </w:p>
-              </w:tc>
               <w:tc>
                 <w:tcPr>
                   <w:tcW w:type="dxa" w:w="700"/>
@@ -2025,7 +1730,7 @@
               </w:tc>
               <w:tc>
                 <w:tcPr>
-                  <w:tcW w:type="dxa" w:w="520"/>
+                  <w:tcW w:type="dxa" w:w="740"/>
                   <w:tcBorders>
                     <w:top w:val="none" w:color="FFFFFF" w:sz="0"/>
                     <w:left w:val="none" w:color="FFFFFF" w:sz="0"/>
@@ -2034,27 +1739,102 @@
                   </w:tcBorders>
                   <w:tcMar>
                     <w:top w:type="dxa" w:w="30"/>
-                    <w:left w:type="dxa" w:w="10"/>
+                    <w:left w:type="dxa" w:w="20"/>
                     <w:bottom w:type="dxa" w:w="30"/>
-                    <w:right w:type="dxa" w:w="10"/>
+                    <w:right w:type="dxa" w:w="20"/>
                   </w:tcMar>
                   <w:vAlign w:val="center"/>
                 </w:tcPr>
-                <w:p>
-                  <w:pPr>
+                <w:tbl>
+                  <w:tblPr>
+                    <w:tblW w:type="dxa" w:w="640"/>
                     <w:jc w:val="center"/>
-                  </w:pPr>
-                  <w:r>
-                    <w:rPr>
-                      <w:b/>
-                      <w:bCs/>
-                      <w:color w:val="1A1A1A"/>
-                      <w:sz w:val="22"/>
-                      <w:szCs w:val="22"/>
-                    </w:rPr>
-                    <w:t xml:space="preserve">______</w:t>
-                  </w:r>
-                </w:p>
+                    <w:tblBorders>
+                      <w:top w:val="single" w:color="auto" w:sz="4"/>
+                      <w:left w:val="single" w:color="auto" w:sz="4"/>
+                      <w:bottom w:val="single" w:color="auto" w:sz="4"/>
+                      <w:right w:val="single" w:color="auto" w:sz="4"/>
+                      <w:insideH w:val="none" w:color="FFFFFF" w:sz="0"/>
+                      <w:insideV w:val="single" w:color="auto" w:sz="4"/>
+                    </w:tblBorders>
+                  </w:tblPr>
+                  <w:tblGrid>
+                    <w:gridCol w:w="640"/>
+                  </w:tblGrid>
+                  <w:tr>
+                    <w:tc>
+                      <w:tcPr>
+                        <w:tcW w:type="dxa" w:w="520"/>
+                        <w:tcBorders>
+                          <w:top w:val="dashed" w:color="9AA3B5" w:sz="6"/>
+                          <w:left w:val="dashed" w:color="9AA3B5" w:sz="6"/>
+                          <w:bottom w:val="single" w:color="1A1A1A" w:sz="8"/>
+                          <w:right w:val="dashed" w:color="9AA3B5" w:sz="6"/>
+                        </w:tcBorders>
+                        <w:tcMar>
+                          <w:top w:type="dxa" w:w="0"/>
+                          <w:left w:type="dxa" w:w="30"/>
+                          <w:bottom w:type="dxa" w:w="0"/>
+                          <w:right w:type="dxa" w:w="30"/>
+                        </w:tcMar>
+                      </w:tcPr>
+                      <w:p>
+                        <w:pPr>
+                          <w:spacing w:after="0" w:line="250"/>
+                          <w:jc w:val="center"/>
+                        </w:pPr>
+                        <w:r>
+                          <w:rPr>
+                            <w:rFonts w:ascii="Consolas" w:cs="Consolas" w:eastAsia="Consolas" w:hAnsi="Consolas"/>
+                            <w:b/>
+                            <w:bCs/>
+                            <w:color w:val="1A1A1A"/>
+                            <w:sz w:val="26"/>
+                            <w:szCs w:val="26"/>
+                          </w:rPr>
+                          <w:t xml:space="preserve">   </w:t>
+                        </w:r>
+                      </w:p>
+                    </w:tc>
+                  </w:tr>
+                  <w:tr>
+                    <w:tc>
+                      <w:tcPr>
+                        <w:tcW w:type="dxa" w:w="520"/>
+                        <w:tcBorders>
+                          <w:top w:val="none" w:color="FFFFFF" w:sz="0"/>
+                          <w:left w:val="dashed" w:color="9AA3B5" w:sz="6"/>
+                          <w:bottom w:val="dashed" w:color="9AA3B5" w:sz="6"/>
+                          <w:right w:val="dashed" w:color="9AA3B5" w:sz="6"/>
+                        </w:tcBorders>
+                        <w:tcMar>
+                          <w:top w:type="dxa" w:w="0"/>
+                          <w:left w:type="dxa" w:w="30"/>
+                          <w:bottom w:type="dxa" w:w="0"/>
+                          <w:right w:type="dxa" w:w="30"/>
+                        </w:tcMar>
+                      </w:tcPr>
+                      <w:p>
+                        <w:pPr>
+                          <w:spacing w:after="0" w:line="250"/>
+                          <w:jc w:val="center"/>
+                        </w:pPr>
+                        <w:r>
+                          <w:rPr>
+                            <w:rFonts w:ascii="Consolas" w:cs="Consolas" w:eastAsia="Consolas" w:hAnsi="Consolas"/>
+                            <w:b/>
+                            <w:bCs/>
+                            <w:color w:val="1A1A1A"/>
+                            <w:sz w:val="26"/>
+                            <w:szCs w:val="26"/>
+                          </w:rPr>
+                          <w:t xml:space="preserve">   </w:t>
+                        </w:r>
+                      </w:p>
+                    </w:tc>
+                  </w:tr>
+                </w:tbl>
+                <w:p/>
               </w:tc>
             </w:tr>
           </w:tbl>
@@ -2093,7 +1873,7 @@
           </w:p>
           <w:tbl>
             <w:tblPr>
-              <w:tblW w:type="dxa" w:w="2260"/>
+              <w:tblW w:type="dxa" w:w="1960"/>
               <w:jc w:val="left"/>
               <w:tblBorders>
                 <w:top w:val="single" w:color="auto" w:sz="4"/>
@@ -2105,45 +1885,11 @@
               </w:tblBorders>
             </w:tblPr>
             <w:tblGrid>
-              <w:gridCol w:w="520"/>
               <w:gridCol w:w="700"/>
               <w:gridCol w:w="520"/>
-              <w:gridCol w:w="520"/>
+              <w:gridCol w:w="740"/>
             </w:tblGrid>
             <w:tr>
-              <w:tc>
-                <w:tcPr>
-                  <w:tcW w:type="dxa" w:w="520"/>
-                  <w:tcBorders>
-                    <w:top w:val="none" w:color="FFFFFF" w:sz="0"/>
-                    <w:left w:val="none" w:color="FFFFFF" w:sz="0"/>
-                    <w:bottom w:val="none" w:color="FFFFFF" w:sz="0"/>
-                    <w:right w:val="none" w:color="FFFFFF" w:sz="0"/>
-                  </w:tcBorders>
-                  <w:tcMar>
-                    <w:top w:type="dxa" w:w="30"/>
-                    <w:left w:type="dxa" w:w="10"/>
-                    <w:bottom w:type="dxa" w:w="30"/>
-                    <w:right w:type="dxa" w:w="10"/>
-                  </w:tcMar>
-                  <w:vAlign w:val="center"/>
-                </w:tcPr>
-                <w:p>
-                  <w:pPr>
-                    <w:jc w:val="center"/>
-                  </w:pPr>
-                  <w:r>
-                    <w:rPr>
-                      <w:b/>
-                      <w:bCs/>
-                      <w:color w:val="7A86A8"/>
-                      <w:sz w:val="19"/>
-                      <w:szCs w:val="19"/>
-                    </w:rPr>
-                    <w:t xml:space="preserve">Simplify</w:t>
-                  </w:r>
-                </w:p>
-              </w:tc>
               <w:tc>
                 <w:tcPr>
                   <w:tcW w:type="dxa" w:w="700"/>
@@ -2288,7 +2034,7 @@
               </w:tc>
               <w:tc>
                 <w:tcPr>
-                  <w:tcW w:type="dxa" w:w="520"/>
+                  <w:tcW w:type="dxa" w:w="740"/>
                   <w:tcBorders>
                     <w:top w:val="none" w:color="FFFFFF" w:sz="0"/>
                     <w:left w:val="none" w:color="FFFFFF" w:sz="0"/>
@@ -2297,27 +2043,102 @@
                   </w:tcBorders>
                   <w:tcMar>
                     <w:top w:type="dxa" w:w="30"/>
-                    <w:left w:type="dxa" w:w="10"/>
+                    <w:left w:type="dxa" w:w="20"/>
                     <w:bottom w:type="dxa" w:w="30"/>
-                    <w:right w:type="dxa" w:w="10"/>
+                    <w:right w:type="dxa" w:w="20"/>
                   </w:tcMar>
                   <w:vAlign w:val="center"/>
                 </w:tcPr>
-                <w:p>
-                  <w:pPr>
+                <w:tbl>
+                  <w:tblPr>
+                    <w:tblW w:type="dxa" w:w="640"/>
                     <w:jc w:val="center"/>
-                  </w:pPr>
-                  <w:r>
-                    <w:rPr>
-                      <w:b/>
-                      <w:bCs/>
-                      <w:color w:val="1A1A1A"/>
-                      <w:sz w:val="22"/>
-                      <w:szCs w:val="22"/>
-                    </w:rPr>
-                    <w:t xml:space="preserve">______</w:t>
-                  </w:r>
-                </w:p>
+                    <w:tblBorders>
+                      <w:top w:val="single" w:color="auto" w:sz="4"/>
+                      <w:left w:val="single" w:color="auto" w:sz="4"/>
+                      <w:bottom w:val="single" w:color="auto" w:sz="4"/>
+                      <w:right w:val="single" w:color="auto" w:sz="4"/>
+                      <w:insideH w:val="none" w:color="FFFFFF" w:sz="0"/>
+                      <w:insideV w:val="single" w:color="auto" w:sz="4"/>
+                    </w:tblBorders>
+                  </w:tblPr>
+                  <w:tblGrid>
+                    <w:gridCol w:w="640"/>
+                  </w:tblGrid>
+                  <w:tr>
+                    <w:tc>
+                      <w:tcPr>
+                        <w:tcW w:type="dxa" w:w="520"/>
+                        <w:tcBorders>
+                          <w:top w:val="dashed" w:color="9AA3B5" w:sz="6"/>
+                          <w:left w:val="dashed" w:color="9AA3B5" w:sz="6"/>
+                          <w:bottom w:val="single" w:color="1A1A1A" w:sz="8"/>
+                          <w:right w:val="dashed" w:color="9AA3B5" w:sz="6"/>
+                        </w:tcBorders>
+                        <w:tcMar>
+                          <w:top w:type="dxa" w:w="0"/>
+                          <w:left w:type="dxa" w:w="30"/>
+                          <w:bottom w:type="dxa" w:w="0"/>
+                          <w:right w:type="dxa" w:w="30"/>
+                        </w:tcMar>
+                      </w:tcPr>
+                      <w:p>
+                        <w:pPr>
+                          <w:spacing w:after="0" w:line="250"/>
+                          <w:jc w:val="center"/>
+                        </w:pPr>
+                        <w:r>
+                          <w:rPr>
+                            <w:rFonts w:ascii="Consolas" w:cs="Consolas" w:eastAsia="Consolas" w:hAnsi="Consolas"/>
+                            <w:b/>
+                            <w:bCs/>
+                            <w:color w:val="1A1A1A"/>
+                            <w:sz w:val="26"/>
+                            <w:szCs w:val="26"/>
+                          </w:rPr>
+                          <w:t xml:space="preserve">   </w:t>
+                        </w:r>
+                      </w:p>
+                    </w:tc>
+                  </w:tr>
+                  <w:tr>
+                    <w:tc>
+                      <w:tcPr>
+                        <w:tcW w:type="dxa" w:w="520"/>
+                        <w:tcBorders>
+                          <w:top w:val="none" w:color="FFFFFF" w:sz="0"/>
+                          <w:left w:val="dashed" w:color="9AA3B5" w:sz="6"/>
+                          <w:bottom w:val="dashed" w:color="9AA3B5" w:sz="6"/>
+                          <w:right w:val="dashed" w:color="9AA3B5" w:sz="6"/>
+                        </w:tcBorders>
+                        <w:tcMar>
+                          <w:top w:type="dxa" w:w="0"/>
+                          <w:left w:type="dxa" w:w="30"/>
+                          <w:bottom w:type="dxa" w:w="0"/>
+                          <w:right w:type="dxa" w:w="30"/>
+                        </w:tcMar>
+                      </w:tcPr>
+                      <w:p>
+                        <w:pPr>
+                          <w:spacing w:after="0" w:line="250"/>
+                          <w:jc w:val="center"/>
+                        </w:pPr>
+                        <w:r>
+                          <w:rPr>
+                            <w:rFonts w:ascii="Consolas" w:cs="Consolas" w:eastAsia="Consolas" w:hAnsi="Consolas"/>
+                            <w:b/>
+                            <w:bCs/>
+                            <w:color w:val="1A1A1A"/>
+                            <w:sz w:val="26"/>
+                            <w:szCs w:val="26"/>
+                          </w:rPr>
+                          <w:t xml:space="preserve">   </w:t>
+                        </w:r>
+                      </w:p>
+                    </w:tc>
+                  </w:tr>
+                </w:tbl>
+                <w:p/>
               </w:tc>
             </w:tr>
           </w:tbl>
@@ -2325,6 +2146,9 @@
         </w:tc>
       </w:tr>
       <w:tr>
+        <w:trPr>
+          <w:cantSplit/>
+        </w:trPr>
         <w:tc>
           <w:tcPr>
             <w:tcW w:type="dxa" w:w="4680"/>
@@ -2358,7 +2182,7 @@
           </w:p>
           <w:tbl>
             <w:tblPr>
-              <w:tblW w:type="dxa" w:w="2260"/>
+              <w:tblW w:type="dxa" w:w="1960"/>
               <w:jc w:val="left"/>
               <w:tblBorders>
                 <w:top w:val="single" w:color="auto" w:sz="4"/>
@@ -2370,45 +2194,11 @@
               </w:tblBorders>
             </w:tblPr>
             <w:tblGrid>
-              <w:gridCol w:w="520"/>
               <w:gridCol w:w="700"/>
               <w:gridCol w:w="520"/>
-              <w:gridCol w:w="520"/>
+              <w:gridCol w:w="740"/>
             </w:tblGrid>
             <w:tr>
-              <w:tc>
-                <w:tcPr>
-                  <w:tcW w:type="dxa" w:w="520"/>
-                  <w:tcBorders>
-                    <w:top w:val="none" w:color="FFFFFF" w:sz="0"/>
-                    <w:left w:val="none" w:color="FFFFFF" w:sz="0"/>
-                    <w:bottom w:val="none" w:color="FFFFFF" w:sz="0"/>
-                    <w:right w:val="none" w:color="FFFFFF" w:sz="0"/>
-                  </w:tcBorders>
-                  <w:tcMar>
-                    <w:top w:type="dxa" w:w="30"/>
-                    <w:left w:type="dxa" w:w="10"/>
-                    <w:bottom w:type="dxa" w:w="30"/>
-                    <w:right w:type="dxa" w:w="10"/>
-                  </w:tcMar>
-                  <w:vAlign w:val="center"/>
-                </w:tcPr>
-                <w:p>
-                  <w:pPr>
-                    <w:jc w:val="center"/>
-                  </w:pPr>
-                  <w:r>
-                    <w:rPr>
-                      <w:b/>
-                      <w:bCs/>
-                      <w:color w:val="7A86A8"/>
-                      <w:sz w:val="19"/>
-                      <w:szCs w:val="19"/>
-                    </w:rPr>
-                    <w:t xml:space="preserve">Simplify</w:t>
-                  </w:r>
-                </w:p>
-              </w:tc>
               <w:tc>
                 <w:tcPr>
                   <w:tcW w:type="dxa" w:w="700"/>
@@ -2553,7 +2343,7 @@
               </w:tc>
               <w:tc>
                 <w:tcPr>
-                  <w:tcW w:type="dxa" w:w="520"/>
+                  <w:tcW w:type="dxa" w:w="740"/>
                   <w:tcBorders>
                     <w:top w:val="none" w:color="FFFFFF" w:sz="0"/>
                     <w:left w:val="none" w:color="FFFFFF" w:sz="0"/>
@@ -2562,27 +2352,102 @@
                   </w:tcBorders>
                   <w:tcMar>
                     <w:top w:type="dxa" w:w="30"/>
-                    <w:left w:type="dxa" w:w="10"/>
+                    <w:left w:type="dxa" w:w="20"/>
                     <w:bottom w:type="dxa" w:w="30"/>
-                    <w:right w:type="dxa" w:w="10"/>
+                    <w:right w:type="dxa" w:w="20"/>
                   </w:tcMar>
                   <w:vAlign w:val="center"/>
                 </w:tcPr>
-                <w:p>
-                  <w:pPr>
+                <w:tbl>
+                  <w:tblPr>
+                    <w:tblW w:type="dxa" w:w="640"/>
                     <w:jc w:val="center"/>
-                  </w:pPr>
-                  <w:r>
-                    <w:rPr>
-                      <w:b/>
-                      <w:bCs/>
-                      <w:color w:val="1A1A1A"/>
-                      <w:sz w:val="22"/>
-                      <w:szCs w:val="22"/>
-                    </w:rPr>
-                    <w:t xml:space="preserve">______</w:t>
-                  </w:r>
-                </w:p>
+                    <w:tblBorders>
+                      <w:top w:val="single" w:color="auto" w:sz="4"/>
+                      <w:left w:val="single" w:color="auto" w:sz="4"/>
+                      <w:bottom w:val="single" w:color="auto" w:sz="4"/>
+                      <w:right w:val="single" w:color="auto" w:sz="4"/>
+                      <w:insideH w:val="none" w:color="FFFFFF" w:sz="0"/>
+                      <w:insideV w:val="single" w:color="auto" w:sz="4"/>
+                    </w:tblBorders>
+                  </w:tblPr>
+                  <w:tblGrid>
+                    <w:gridCol w:w="640"/>
+                  </w:tblGrid>
+                  <w:tr>
+                    <w:tc>
+                      <w:tcPr>
+                        <w:tcW w:type="dxa" w:w="520"/>
+                        <w:tcBorders>
+                          <w:top w:val="dashed" w:color="9AA3B5" w:sz="6"/>
+                          <w:left w:val="dashed" w:color="9AA3B5" w:sz="6"/>
+                          <w:bottom w:val="single" w:color="1A1A1A" w:sz="8"/>
+                          <w:right w:val="dashed" w:color="9AA3B5" w:sz="6"/>
+                        </w:tcBorders>
+                        <w:tcMar>
+                          <w:top w:type="dxa" w:w="0"/>
+                          <w:left w:type="dxa" w:w="30"/>
+                          <w:bottom w:type="dxa" w:w="0"/>
+                          <w:right w:type="dxa" w:w="30"/>
+                        </w:tcMar>
+                      </w:tcPr>
+                      <w:p>
+                        <w:pPr>
+                          <w:spacing w:after="0" w:line="250"/>
+                          <w:jc w:val="center"/>
+                        </w:pPr>
+                        <w:r>
+                          <w:rPr>
+                            <w:rFonts w:ascii="Consolas" w:cs="Consolas" w:eastAsia="Consolas" w:hAnsi="Consolas"/>
+                            <w:b/>
+                            <w:bCs/>
+                            <w:color w:val="1A1A1A"/>
+                            <w:sz w:val="26"/>
+                            <w:szCs w:val="26"/>
+                          </w:rPr>
+                          <w:t xml:space="preserve">   </w:t>
+                        </w:r>
+                      </w:p>
+                    </w:tc>
+                  </w:tr>
+                  <w:tr>
+                    <w:tc>
+                      <w:tcPr>
+                        <w:tcW w:type="dxa" w:w="520"/>
+                        <w:tcBorders>
+                          <w:top w:val="none" w:color="FFFFFF" w:sz="0"/>
+                          <w:left w:val="dashed" w:color="9AA3B5" w:sz="6"/>
+                          <w:bottom w:val="dashed" w:color="9AA3B5" w:sz="6"/>
+                          <w:right w:val="dashed" w:color="9AA3B5" w:sz="6"/>
+                        </w:tcBorders>
+                        <w:tcMar>
+                          <w:top w:type="dxa" w:w="0"/>
+                          <w:left w:type="dxa" w:w="30"/>
+                          <w:bottom w:type="dxa" w:w="0"/>
+                          <w:right w:type="dxa" w:w="30"/>
+                        </w:tcMar>
+                      </w:tcPr>
+                      <w:p>
+                        <w:pPr>
+                          <w:spacing w:after="0" w:line="250"/>
+                          <w:jc w:val="center"/>
+                        </w:pPr>
+                        <w:r>
+                          <w:rPr>
+                            <w:rFonts w:ascii="Consolas" w:cs="Consolas" w:eastAsia="Consolas" w:hAnsi="Consolas"/>
+                            <w:b/>
+                            <w:bCs/>
+                            <w:color w:val="1A1A1A"/>
+                            <w:sz w:val="26"/>
+                            <w:szCs w:val="26"/>
+                          </w:rPr>
+                          <w:t xml:space="preserve">   </w:t>
+                        </w:r>
+                      </w:p>
+                    </w:tc>
+                  </w:tr>
+                </w:tbl>
+                <w:p/>
               </w:tc>
             </w:tr>
           </w:tbl>
@@ -2621,7 +2486,7 @@
           </w:p>
           <w:tbl>
             <w:tblPr>
-              <w:tblW w:type="dxa" w:w="2260"/>
+              <w:tblW w:type="dxa" w:w="1960"/>
               <w:jc w:val="left"/>
               <w:tblBorders>
                 <w:top w:val="single" w:color="auto" w:sz="4"/>
@@ -2633,45 +2498,11 @@
               </w:tblBorders>
             </w:tblPr>
             <w:tblGrid>
-              <w:gridCol w:w="520"/>
               <w:gridCol w:w="700"/>
               <w:gridCol w:w="520"/>
-              <w:gridCol w:w="520"/>
+              <w:gridCol w:w="740"/>
             </w:tblGrid>
             <w:tr>
-              <w:tc>
-                <w:tcPr>
-                  <w:tcW w:type="dxa" w:w="520"/>
-                  <w:tcBorders>
-                    <w:top w:val="none" w:color="FFFFFF" w:sz="0"/>
-                    <w:left w:val="none" w:color="FFFFFF" w:sz="0"/>
-                    <w:bottom w:val="none" w:color="FFFFFF" w:sz="0"/>
-                    <w:right w:val="none" w:color="FFFFFF" w:sz="0"/>
-                  </w:tcBorders>
-                  <w:tcMar>
-                    <w:top w:type="dxa" w:w="30"/>
-                    <w:left w:type="dxa" w:w="10"/>
-                    <w:bottom w:type="dxa" w:w="30"/>
-                    <w:right w:type="dxa" w:w="10"/>
-                  </w:tcMar>
-                  <w:vAlign w:val="center"/>
-                </w:tcPr>
-                <w:p>
-                  <w:pPr>
-                    <w:jc w:val="center"/>
-                  </w:pPr>
-                  <w:r>
-                    <w:rPr>
-                      <w:b/>
-                      <w:bCs/>
-                      <w:color w:val="7A86A8"/>
-                      <w:sz w:val="19"/>
-                      <w:szCs w:val="19"/>
-                    </w:rPr>
-                    <w:t xml:space="preserve">Simplify</w:t>
-                  </w:r>
-                </w:p>
-              </w:tc>
               <w:tc>
                 <w:tcPr>
                   <w:tcW w:type="dxa" w:w="700"/>
@@ -2816,7 +2647,7 @@
               </w:tc>
               <w:tc>
                 <w:tcPr>
-                  <w:tcW w:type="dxa" w:w="520"/>
+                  <w:tcW w:type="dxa" w:w="740"/>
                   <w:tcBorders>
                     <w:top w:val="none" w:color="FFFFFF" w:sz="0"/>
                     <w:left w:val="none" w:color="FFFFFF" w:sz="0"/>
@@ -2825,27 +2656,102 @@
                   </w:tcBorders>
                   <w:tcMar>
                     <w:top w:type="dxa" w:w="30"/>
-                    <w:left w:type="dxa" w:w="10"/>
+                    <w:left w:type="dxa" w:w="20"/>
                     <w:bottom w:type="dxa" w:w="30"/>
-                    <w:right w:type="dxa" w:w="10"/>
+                    <w:right w:type="dxa" w:w="20"/>
                   </w:tcMar>
                   <w:vAlign w:val="center"/>
                 </w:tcPr>
-                <w:p>
-                  <w:pPr>
+                <w:tbl>
+                  <w:tblPr>
+                    <w:tblW w:type="dxa" w:w="640"/>
                     <w:jc w:val="center"/>
-                  </w:pPr>
-                  <w:r>
-                    <w:rPr>
-                      <w:b/>
-                      <w:bCs/>
-                      <w:color w:val="1A1A1A"/>
-                      <w:sz w:val="22"/>
-                      <w:szCs w:val="22"/>
-                    </w:rPr>
-                    <w:t xml:space="preserve">______</w:t>
-                  </w:r>
-                </w:p>
+                    <w:tblBorders>
+                      <w:top w:val="single" w:color="auto" w:sz="4"/>
+                      <w:left w:val="single" w:color="auto" w:sz="4"/>
+                      <w:bottom w:val="single" w:color="auto" w:sz="4"/>
+                      <w:right w:val="single" w:color="auto" w:sz="4"/>
+                      <w:insideH w:val="none" w:color="FFFFFF" w:sz="0"/>
+                      <w:insideV w:val="single" w:color="auto" w:sz="4"/>
+                    </w:tblBorders>
+                  </w:tblPr>
+                  <w:tblGrid>
+                    <w:gridCol w:w="640"/>
+                  </w:tblGrid>
+                  <w:tr>
+                    <w:tc>
+                      <w:tcPr>
+                        <w:tcW w:type="dxa" w:w="520"/>
+                        <w:tcBorders>
+                          <w:top w:val="dashed" w:color="9AA3B5" w:sz="6"/>
+                          <w:left w:val="dashed" w:color="9AA3B5" w:sz="6"/>
+                          <w:bottom w:val="single" w:color="1A1A1A" w:sz="8"/>
+                          <w:right w:val="dashed" w:color="9AA3B5" w:sz="6"/>
+                        </w:tcBorders>
+                        <w:tcMar>
+                          <w:top w:type="dxa" w:w="0"/>
+                          <w:left w:type="dxa" w:w="30"/>
+                          <w:bottom w:type="dxa" w:w="0"/>
+                          <w:right w:type="dxa" w:w="30"/>
+                        </w:tcMar>
+                      </w:tcPr>
+                      <w:p>
+                        <w:pPr>
+                          <w:spacing w:after="0" w:line="250"/>
+                          <w:jc w:val="center"/>
+                        </w:pPr>
+                        <w:r>
+                          <w:rPr>
+                            <w:rFonts w:ascii="Consolas" w:cs="Consolas" w:eastAsia="Consolas" w:hAnsi="Consolas"/>
+                            <w:b/>
+                            <w:bCs/>
+                            <w:color w:val="1A1A1A"/>
+                            <w:sz w:val="26"/>
+                            <w:szCs w:val="26"/>
+                          </w:rPr>
+                          <w:t xml:space="preserve">   </w:t>
+                        </w:r>
+                      </w:p>
+                    </w:tc>
+                  </w:tr>
+                  <w:tr>
+                    <w:tc>
+                      <w:tcPr>
+                        <w:tcW w:type="dxa" w:w="520"/>
+                        <w:tcBorders>
+                          <w:top w:val="none" w:color="FFFFFF" w:sz="0"/>
+                          <w:left w:val="dashed" w:color="9AA3B5" w:sz="6"/>
+                          <w:bottom w:val="dashed" w:color="9AA3B5" w:sz="6"/>
+                          <w:right w:val="dashed" w:color="9AA3B5" w:sz="6"/>
+                        </w:tcBorders>
+                        <w:tcMar>
+                          <w:top w:type="dxa" w:w="0"/>
+                          <w:left w:type="dxa" w:w="30"/>
+                          <w:bottom w:type="dxa" w:w="0"/>
+                          <w:right w:type="dxa" w:w="30"/>
+                        </w:tcMar>
+                      </w:tcPr>
+                      <w:p>
+                        <w:pPr>
+                          <w:spacing w:after="0" w:line="250"/>
+                          <w:jc w:val="center"/>
+                        </w:pPr>
+                        <w:r>
+                          <w:rPr>
+                            <w:rFonts w:ascii="Consolas" w:cs="Consolas" w:eastAsia="Consolas" w:hAnsi="Consolas"/>
+                            <w:b/>
+                            <w:bCs/>
+                            <w:color w:val="1A1A1A"/>
+                            <w:sz w:val="26"/>
+                            <w:szCs w:val="26"/>
+                          </w:rPr>
+                          <w:t xml:space="preserve">   </w:t>
+                        </w:r>
+                      </w:p>
+                    </w:tc>
+                  </w:tr>
+                </w:tbl>
+                <w:p/>
               </w:tc>
             </w:tr>
           </w:tbl>
@@ -2886,6 +2792,9 @@
         <w:gridCol w:w="4680"/>
       </w:tblGrid>
       <w:tr>
+        <w:trPr>
+          <w:cantSplit/>
+        </w:trPr>
         <w:tc>
           <w:tcPr>
             <w:tcW w:type="dxa" w:w="4680"/>
@@ -2919,7 +2828,7 @@
           </w:p>
           <w:tbl>
             <w:tblPr>
-              <w:tblW w:type="dxa" w:w="2960"/>
+              <w:tblW w:type="dxa" w:w="2020"/>
               <w:jc w:val="left"/>
               <w:tblBorders>
                 <w:top w:val="single" w:color="auto" w:sz="4"/>
@@ -2932,10 +2841,8 @@
             </w:tblPr>
             <w:tblGrid>
               <w:gridCol w:w="700"/>
-              <w:gridCol w:w="520"/>
+              <w:gridCol w:w="620"/>
               <w:gridCol w:w="700"/>
-              <w:gridCol w:w="520"/>
-              <w:gridCol w:w="520"/>
             </w:tblGrid>
             <w:tr>
               <w:tc>
@@ -3048,7 +2955,7 @@
               </w:tc>
               <w:tc>
                 <w:tcPr>
-                  <w:tcW w:type="dxa" w:w="520"/>
+                  <w:tcW w:type="dxa" w:w="620"/>
                   <w:tcBorders>
                     <w:top w:val="none" w:color="FFFFFF" w:sz="0"/>
                     <w:left w:val="none" w:color="FFFFFF" w:sz="0"/>
@@ -3057,18 +2964,20 @@
                   </w:tcBorders>
                   <w:tcMar>
                     <w:top w:type="dxa" w:w="30"/>
-                    <w:left w:type="dxa" w:w="10"/>
+                    <w:left w:type="dxa" w:w="20"/>
                     <w:bottom w:type="dxa" w:w="30"/>
-                    <w:right w:type="dxa" w:w="10"/>
+                    <w:right w:type="dxa" w:w="20"/>
                   </w:tcMar>
                   <w:vAlign w:val="center"/>
                 </w:tcPr>
                 <w:p>
                   <w:pPr>
+                    <w:spacing w:after="0"/>
                     <w:jc w:val="center"/>
                   </w:pPr>
                   <w:r>
                     <w:rPr>
+                      <w:rFonts w:ascii="Consolas" w:cs="Consolas" w:eastAsia="Consolas" w:hAnsi="Consolas"/>
                       <w:b/>
                       <w:bCs/>
                       <w:color w:val="1A1A1A"/>
@@ -3187,73 +3096,6 @@
                 </w:tbl>
                 <w:p/>
               </w:tc>
-              <w:tc>
-                <w:tcPr>
-                  <w:tcW w:type="dxa" w:w="520"/>
-                  <w:tcBorders>
-                    <w:top w:val="none" w:color="FFFFFF" w:sz="0"/>
-                    <w:left w:val="none" w:color="FFFFFF" w:sz="0"/>
-                    <w:bottom w:val="none" w:color="FFFFFF" w:sz="0"/>
-                    <w:right w:val="none" w:color="FFFFFF" w:sz="0"/>
-                  </w:tcBorders>
-                  <w:tcMar>
-                    <w:top w:type="dxa" w:w="30"/>
-                    <w:left w:type="dxa" w:w="10"/>
-                    <w:bottom w:type="dxa" w:w="30"/>
-                    <w:right w:type="dxa" w:w="10"/>
-                  </w:tcMar>
-                  <w:vAlign w:val="center"/>
-                </w:tcPr>
-                <w:p>
-                  <w:pPr>
-                    <w:jc w:val="center"/>
-                  </w:pPr>
-                  <w:r>
-                    <w:rPr>
-                      <w:rFonts w:ascii="Consolas" w:cs="Consolas" w:eastAsia="Consolas" w:hAnsi="Consolas"/>
-                      <w:b/>
-                      <w:bCs/>
-                      <w:color w:val="7A86A8"/>
-                      <w:sz w:val="26"/>
-                      <w:szCs w:val="26"/>
-                    </w:rPr>
-                    <w:t xml:space="preserve">=</w:t>
-                  </w:r>
-                </w:p>
-              </w:tc>
-              <w:tc>
-                <w:tcPr>
-                  <w:tcW w:type="dxa" w:w="520"/>
-                  <w:tcBorders>
-                    <w:top w:val="none" w:color="FFFFFF" w:sz="0"/>
-                    <w:left w:val="none" w:color="FFFFFF" w:sz="0"/>
-                    <w:bottom w:val="none" w:color="FFFFFF" w:sz="0"/>
-                    <w:right w:val="none" w:color="FFFFFF" w:sz="0"/>
-                  </w:tcBorders>
-                  <w:tcMar>
-                    <w:top w:type="dxa" w:w="30"/>
-                    <w:left w:type="dxa" w:w="10"/>
-                    <w:bottom w:type="dxa" w:w="30"/>
-                    <w:right w:type="dxa" w:w="10"/>
-                  </w:tcMar>
-                  <w:vAlign w:val="center"/>
-                </w:tcPr>
-                <w:p>
-                  <w:pPr>
-                    <w:jc w:val="center"/>
-                  </w:pPr>
-                  <w:r>
-                    <w:rPr>
-                      <w:b/>
-                      <w:bCs/>
-                      <w:color w:val="1A1A1A"/>
-                      <w:sz w:val="22"/>
-                      <w:szCs w:val="22"/>
-                    </w:rPr>
-                    <w:t xml:space="preserve">______</w:t>
-                  </w:r>
-                </w:p>
-              </w:tc>
             </w:tr>
           </w:tbl>
           <w:p/>
@@ -3291,7 +3133,7 @@
           </w:p>
           <w:tbl>
             <w:tblPr>
-              <w:tblW w:type="dxa" w:w="2960"/>
+              <w:tblW w:type="dxa" w:w="2020"/>
               <w:jc w:val="left"/>
               <w:tblBorders>
                 <w:top w:val="single" w:color="auto" w:sz="4"/>
@@ -3304,10 +3146,8 @@
             </w:tblPr>
             <w:tblGrid>
               <w:gridCol w:w="700"/>
-              <w:gridCol w:w="520"/>
+              <w:gridCol w:w="620"/>
               <w:gridCol w:w="700"/>
-              <w:gridCol w:w="520"/>
-              <w:gridCol w:w="520"/>
             </w:tblGrid>
             <w:tr>
               <w:tc>
@@ -3420,7 +3260,7 @@
               </w:tc>
               <w:tc>
                 <w:tcPr>
-                  <w:tcW w:type="dxa" w:w="520"/>
+                  <w:tcW w:type="dxa" w:w="620"/>
                   <w:tcBorders>
                     <w:top w:val="none" w:color="FFFFFF" w:sz="0"/>
                     <w:left w:val="none" w:color="FFFFFF" w:sz="0"/>
@@ -3429,18 +3269,20 @@
                   </w:tcBorders>
                   <w:tcMar>
                     <w:top w:type="dxa" w:w="30"/>
-                    <w:left w:type="dxa" w:w="10"/>
+                    <w:left w:type="dxa" w:w="20"/>
                     <w:bottom w:type="dxa" w:w="30"/>
-                    <w:right w:type="dxa" w:w="10"/>
+                    <w:right w:type="dxa" w:w="20"/>
                   </w:tcMar>
                   <w:vAlign w:val="center"/>
                 </w:tcPr>
                 <w:p>
                   <w:pPr>
+                    <w:spacing w:after="0"/>
                     <w:jc w:val="center"/>
                   </w:pPr>
                   <w:r>
                     <w:rPr>
+                      <w:rFonts w:ascii="Consolas" w:cs="Consolas" w:eastAsia="Consolas" w:hAnsi="Consolas"/>
                       <w:b/>
                       <w:bCs/>
                       <w:color w:val="1A1A1A"/>
@@ -3559,79 +3401,15 @@
                 </w:tbl>
                 <w:p/>
               </w:tc>
-              <w:tc>
-                <w:tcPr>
-                  <w:tcW w:type="dxa" w:w="520"/>
-                  <w:tcBorders>
-                    <w:top w:val="none" w:color="FFFFFF" w:sz="0"/>
-                    <w:left w:val="none" w:color="FFFFFF" w:sz="0"/>
-                    <w:bottom w:val="none" w:color="FFFFFF" w:sz="0"/>
-                    <w:right w:val="none" w:color="FFFFFF" w:sz="0"/>
-                  </w:tcBorders>
-                  <w:tcMar>
-                    <w:top w:type="dxa" w:w="30"/>
-                    <w:left w:type="dxa" w:w="10"/>
-                    <w:bottom w:type="dxa" w:w="30"/>
-                    <w:right w:type="dxa" w:w="10"/>
-                  </w:tcMar>
-                  <w:vAlign w:val="center"/>
-                </w:tcPr>
-                <w:p>
-                  <w:pPr>
-                    <w:jc w:val="center"/>
-                  </w:pPr>
-                  <w:r>
-                    <w:rPr>
-                      <w:rFonts w:ascii="Consolas" w:cs="Consolas" w:eastAsia="Consolas" w:hAnsi="Consolas"/>
-                      <w:b/>
-                      <w:bCs/>
-                      <w:color w:val="7A86A8"/>
-                      <w:sz w:val="26"/>
-                      <w:szCs w:val="26"/>
-                    </w:rPr>
-                    <w:t xml:space="preserve">=</w:t>
-                  </w:r>
-                </w:p>
-              </w:tc>
-              <w:tc>
-                <w:tcPr>
-                  <w:tcW w:type="dxa" w:w="520"/>
-                  <w:tcBorders>
-                    <w:top w:val="none" w:color="FFFFFF" w:sz="0"/>
-                    <w:left w:val="none" w:color="FFFFFF" w:sz="0"/>
-                    <w:bottom w:val="none" w:color="FFFFFF" w:sz="0"/>
-                    <w:right w:val="none" w:color="FFFFFF" w:sz="0"/>
-                  </w:tcBorders>
-                  <w:tcMar>
-                    <w:top w:type="dxa" w:w="30"/>
-                    <w:left w:type="dxa" w:w="10"/>
-                    <w:bottom w:type="dxa" w:w="30"/>
-                    <w:right w:type="dxa" w:w="10"/>
-                  </w:tcMar>
-                  <w:vAlign w:val="center"/>
-                </w:tcPr>
-                <w:p>
-                  <w:pPr>
-                    <w:jc w:val="center"/>
-                  </w:pPr>
-                  <w:r>
-                    <w:rPr>
-                      <w:b/>
-                      <w:bCs/>
-                      <w:color w:val="1A1A1A"/>
-                      <w:sz w:val="22"/>
-                      <w:szCs w:val="22"/>
-                    </w:rPr>
-                    <w:t xml:space="preserve">______</w:t>
-                  </w:r>
-                </w:p>
-              </w:tc>
             </w:tr>
           </w:tbl>
           <w:p/>
         </w:tc>
       </w:tr>
       <w:tr>
+        <w:trPr>
+          <w:cantSplit/>
+        </w:trPr>
         <w:tc>
           <w:tcPr>
             <w:tcW w:type="dxa" w:w="4680"/>
@@ -3665,7 +3443,7 @@
           </w:p>
           <w:tbl>
             <w:tblPr>
-              <w:tblW w:type="dxa" w:w="2960"/>
+              <w:tblW w:type="dxa" w:w="2020"/>
               <w:jc w:val="left"/>
               <w:tblBorders>
                 <w:top w:val="single" w:color="auto" w:sz="4"/>
@@ -3678,10 +3456,8 @@
             </w:tblPr>
             <w:tblGrid>
               <w:gridCol w:w="700"/>
-              <w:gridCol w:w="520"/>
+              <w:gridCol w:w="620"/>
               <w:gridCol w:w="700"/>
-              <w:gridCol w:w="520"/>
-              <w:gridCol w:w="520"/>
             </w:tblGrid>
             <w:tr>
               <w:tc>
@@ -3794,7 +3570,7 @@
               </w:tc>
               <w:tc>
                 <w:tcPr>
-                  <w:tcW w:type="dxa" w:w="520"/>
+                  <w:tcW w:type="dxa" w:w="620"/>
                   <w:tcBorders>
                     <w:top w:val="none" w:color="FFFFFF" w:sz="0"/>
                     <w:left w:val="none" w:color="FFFFFF" w:sz="0"/>
@@ -3803,18 +3579,20 @@
                   </w:tcBorders>
                   <w:tcMar>
                     <w:top w:type="dxa" w:w="30"/>
-                    <w:left w:type="dxa" w:w="10"/>
+                    <w:left w:type="dxa" w:w="20"/>
                     <w:bottom w:type="dxa" w:w="30"/>
-                    <w:right w:type="dxa" w:w="10"/>
+                    <w:right w:type="dxa" w:w="20"/>
                   </w:tcMar>
                   <w:vAlign w:val="center"/>
                 </w:tcPr>
                 <w:p>
                   <w:pPr>
+                    <w:spacing w:after="0"/>
                     <w:jc w:val="center"/>
                   </w:pPr>
                   <w:r>
                     <w:rPr>
+                      <w:rFonts w:ascii="Consolas" w:cs="Consolas" w:eastAsia="Consolas" w:hAnsi="Consolas"/>
                       <w:b/>
                       <w:bCs/>
                       <w:color w:val="1A1A1A"/>
@@ -3933,73 +3711,6 @@
                 </w:tbl>
                 <w:p/>
               </w:tc>
-              <w:tc>
-                <w:tcPr>
-                  <w:tcW w:type="dxa" w:w="520"/>
-                  <w:tcBorders>
-                    <w:top w:val="none" w:color="FFFFFF" w:sz="0"/>
-                    <w:left w:val="none" w:color="FFFFFF" w:sz="0"/>
-                    <w:bottom w:val="none" w:color="FFFFFF" w:sz="0"/>
-                    <w:right w:val="none" w:color="FFFFFF" w:sz="0"/>
-                  </w:tcBorders>
-                  <w:tcMar>
-                    <w:top w:type="dxa" w:w="30"/>
-                    <w:left w:type="dxa" w:w="10"/>
-                    <w:bottom w:type="dxa" w:w="30"/>
-                    <w:right w:type="dxa" w:w="10"/>
-                  </w:tcMar>
-                  <w:vAlign w:val="center"/>
-                </w:tcPr>
-                <w:p>
-                  <w:pPr>
-                    <w:jc w:val="center"/>
-                  </w:pPr>
-                  <w:r>
-                    <w:rPr>
-                      <w:rFonts w:ascii="Consolas" w:cs="Consolas" w:eastAsia="Consolas" w:hAnsi="Consolas"/>
-                      <w:b/>
-                      <w:bCs/>
-                      <w:color w:val="7A86A8"/>
-                      <w:sz w:val="26"/>
-                      <w:szCs w:val="26"/>
-                    </w:rPr>
-                    <w:t xml:space="preserve">=</w:t>
-                  </w:r>
-                </w:p>
-              </w:tc>
-              <w:tc>
-                <w:tcPr>
-                  <w:tcW w:type="dxa" w:w="520"/>
-                  <w:tcBorders>
-                    <w:top w:val="none" w:color="FFFFFF" w:sz="0"/>
-                    <w:left w:val="none" w:color="FFFFFF" w:sz="0"/>
-                    <w:bottom w:val="none" w:color="FFFFFF" w:sz="0"/>
-                    <w:right w:val="none" w:color="FFFFFF" w:sz="0"/>
-                  </w:tcBorders>
-                  <w:tcMar>
-                    <w:top w:type="dxa" w:w="30"/>
-                    <w:left w:type="dxa" w:w="10"/>
-                    <w:bottom w:type="dxa" w:w="30"/>
-                    <w:right w:type="dxa" w:w="10"/>
-                  </w:tcMar>
-                  <w:vAlign w:val="center"/>
-                </w:tcPr>
-                <w:p>
-                  <w:pPr>
-                    <w:jc w:val="center"/>
-                  </w:pPr>
-                  <w:r>
-                    <w:rPr>
-                      <w:b/>
-                      <w:bCs/>
-                      <w:color w:val="1A1A1A"/>
-                      <w:sz w:val="22"/>
-                      <w:szCs w:val="22"/>
-                    </w:rPr>
-                    <w:t xml:space="preserve">______</w:t>
-                  </w:r>
-                </w:p>
-              </w:tc>
             </w:tr>
           </w:tbl>
           <w:p/>
@@ -4037,7 +3748,7 @@
           </w:p>
           <w:tbl>
             <w:tblPr>
-              <w:tblW w:type="dxa" w:w="2960"/>
+              <w:tblW w:type="dxa" w:w="2020"/>
               <w:jc w:val="left"/>
               <w:tblBorders>
                 <w:top w:val="single" w:color="auto" w:sz="4"/>
@@ -4050,10 +3761,8 @@
             </w:tblPr>
             <w:tblGrid>
               <w:gridCol w:w="700"/>
-              <w:gridCol w:w="520"/>
+              <w:gridCol w:w="620"/>
               <w:gridCol w:w="700"/>
-              <w:gridCol w:w="520"/>
-              <w:gridCol w:w="520"/>
             </w:tblGrid>
             <w:tr>
               <w:tc>
@@ -4166,7 +3875,7 @@
               </w:tc>
               <w:tc>
                 <w:tcPr>
-                  <w:tcW w:type="dxa" w:w="520"/>
+                  <w:tcW w:type="dxa" w:w="620"/>
                   <w:tcBorders>
                     <w:top w:val="none" w:color="FFFFFF" w:sz="0"/>
                     <w:left w:val="none" w:color="FFFFFF" w:sz="0"/>
@@ -4175,18 +3884,20 @@
                   </w:tcBorders>
                   <w:tcMar>
                     <w:top w:type="dxa" w:w="30"/>
-                    <w:left w:type="dxa" w:w="10"/>
+                    <w:left w:type="dxa" w:w="20"/>
                     <w:bottom w:type="dxa" w:w="30"/>
-                    <w:right w:type="dxa" w:w="10"/>
+                    <w:right w:type="dxa" w:w="20"/>
                   </w:tcMar>
                   <w:vAlign w:val="center"/>
                 </w:tcPr>
                 <w:p>
                   <w:pPr>
+                    <w:spacing w:after="0"/>
                     <w:jc w:val="center"/>
                   </w:pPr>
                   <w:r>
                     <w:rPr>
+                      <w:rFonts w:ascii="Consolas" w:cs="Consolas" w:eastAsia="Consolas" w:hAnsi="Consolas"/>
                       <w:b/>
                       <w:bCs/>
                       <w:color w:val="1A1A1A"/>
@@ -4305,73 +4016,6 @@
                 </w:tbl>
                 <w:p/>
               </w:tc>
-              <w:tc>
-                <w:tcPr>
-                  <w:tcW w:type="dxa" w:w="520"/>
-                  <w:tcBorders>
-                    <w:top w:val="none" w:color="FFFFFF" w:sz="0"/>
-                    <w:left w:val="none" w:color="FFFFFF" w:sz="0"/>
-                    <w:bottom w:val="none" w:color="FFFFFF" w:sz="0"/>
-                    <w:right w:val="none" w:color="FFFFFF" w:sz="0"/>
-                  </w:tcBorders>
-                  <w:tcMar>
-                    <w:top w:type="dxa" w:w="30"/>
-                    <w:left w:type="dxa" w:w="10"/>
-                    <w:bottom w:type="dxa" w:w="30"/>
-                    <w:right w:type="dxa" w:w="10"/>
-                  </w:tcMar>
-                  <w:vAlign w:val="center"/>
-                </w:tcPr>
-                <w:p>
-                  <w:pPr>
-                    <w:jc w:val="center"/>
-                  </w:pPr>
-                  <w:r>
-                    <w:rPr>
-                      <w:rFonts w:ascii="Consolas" w:cs="Consolas" w:eastAsia="Consolas" w:hAnsi="Consolas"/>
-                      <w:b/>
-                      <w:bCs/>
-                      <w:color w:val="7A86A8"/>
-                      <w:sz w:val="26"/>
-                      <w:szCs w:val="26"/>
-                    </w:rPr>
-                    <w:t xml:space="preserve">=</w:t>
-                  </w:r>
-                </w:p>
-              </w:tc>
-              <w:tc>
-                <w:tcPr>
-                  <w:tcW w:type="dxa" w:w="520"/>
-                  <w:tcBorders>
-                    <w:top w:val="none" w:color="FFFFFF" w:sz="0"/>
-                    <w:left w:val="none" w:color="FFFFFF" w:sz="0"/>
-                    <w:bottom w:val="none" w:color="FFFFFF" w:sz="0"/>
-                    <w:right w:val="none" w:color="FFFFFF" w:sz="0"/>
-                  </w:tcBorders>
-                  <w:tcMar>
-                    <w:top w:type="dxa" w:w="30"/>
-                    <w:left w:type="dxa" w:w="10"/>
-                    <w:bottom w:type="dxa" w:w="30"/>
-                    <w:right w:type="dxa" w:w="10"/>
-                  </w:tcMar>
-                  <w:vAlign w:val="center"/>
-                </w:tcPr>
-                <w:p>
-                  <w:pPr>
-                    <w:jc w:val="center"/>
-                  </w:pPr>
-                  <w:r>
-                    <w:rPr>
-                      <w:b/>
-                      <w:bCs/>
-                      <w:color w:val="1A1A1A"/>
-                      <w:sz w:val="22"/>
-                      <w:szCs w:val="22"/>
-                    </w:rPr>
-                    <w:t xml:space="preserve">______</w:t>
-                  </w:r>
-                </w:p>
-              </w:tc>
             </w:tr>
           </w:tbl>
           <w:p/>
@@ -4390,7 +4034,7 @@
           <w:sz w:val="20"/>
           <w:szCs w:val="20"/>
         </w:rPr>
-        <w:t xml:space="preserve">Same number, top and bottom — that’s the only move that keeps a fraction equal. ★</w:t>
+        <w:t xml:space="preserve">Same number, top and bottom. ★</w:t>
       </w:r>
     </w:p>
     <w:sectPr>
